--- a/public/templates/NSD/12. Quyết định quản lý người sử dụng trái phép.docx
+++ b/public/templates/NSD/12. Quyết định quản lý người sử dụng trái phép.docx
@@ -4,14 +4,14 @@
   <w:body>
     <w:tbl>
       <w:tblPr>
-        <w:tblW w:w="476pt" w:type="dxa"/>
+        <w:tblW w:w="517.40pt" w:type="dxa"/>
         <w:jc w:val="center"/>
         <w:tblLayout w:type="fixed"/>
         <w:tblLook w:firstRow="0" w:lastRow="0" w:firstColumn="0" w:lastColumn="0" w:noHBand="0" w:noVBand="0"/>
       </w:tblPr>
       <w:tblGrid>
-        <w:gridCol w:w="3223"/>
-        <w:gridCol w:w="6297"/>
+        <w:gridCol w:w="4536"/>
+        <w:gridCol w:w="5812"/>
       </w:tblGrid>
       <w:tr>
         <w:trPr>
@@ -19,7 +19,7 @@
         </w:trPr>
         <w:tc>
           <w:tcPr>
-            <w:tcW w:w="161.15pt" w:type="dxa"/>
+            <w:tcW w:w="226.80pt" w:type="dxa"/>
           </w:tcPr>
           <w:p>
             <w:pPr>
@@ -33,8 +33,8 @@
                 <w:bCs/>
                 <w:noProof/>
                 <w:color w:val="000000"/>
-                <w:sz w:val="28"/>
-                <w:szCs w:val="28"/>
+                <w:sz w:val="26"/>
+                <w:szCs w:val="26"/>
                 <w:lang w:val="nl-NL" w:eastAsia="ko-KR"/>
               </w:rPr>
             </w:pPr>
@@ -45,11 +45,11 @@
                 <w:bCs/>
                 <w:noProof/>
                 <w:color w:val="000000"/>
-                <w:sz w:val="28"/>
-                <w:szCs w:val="28"/>
+                <w:sz w:val="26"/>
+                <w:szCs w:val="26"/>
                 <w:lang w:val="nl-NL" w:eastAsia="ko-KR"/>
               </w:rPr>
-              <w:t>UỶ BAN NHÂN DÂN</w:t>
+              <w:t>CÔNG AN THÀNH PHỐ ĐỒNG NAI</w:t>
             </w:r>
           </w:p>
           <w:p>
@@ -64,8 +64,8 @@
                 <w:bCs/>
                 <w:noProof/>
                 <w:color w:val="000000"/>
-                <w:sz w:val="28"/>
-                <w:szCs w:val="28"/>
+                <w:sz w:val="26"/>
+                <w:szCs w:val="26"/>
                 <w:lang w:val="vi-VN" w:eastAsia="ko-KR"/>
               </w:rPr>
             </w:pPr>
@@ -76,11 +76,11 @@
                 <w:bCs/>
                 <w:noProof/>
                 <w:color w:val="000000"/>
-                <w:sz w:val="28"/>
-                <w:szCs w:val="28"/>
+                <w:sz w:val="26"/>
+                <w:szCs w:val="26"/>
                 <w:lang w:val="nl-NL" w:eastAsia="ko-KR"/>
               </w:rPr>
-              <w:t xml:space="preserve">PHƯỜNG </w:t>
+              <w:t xml:space="preserve">CÔNG AN </w:t>
             </w:r>
             <w:r>
               <w:rPr>
@@ -89,8 +89,21 @@
                 <w:bCs/>
                 <w:noProof/>
                 <w:color w:val="000000"/>
-                <w:sz w:val="28"/>
-                <w:szCs w:val="28"/>
+                <w:sz w:val="26"/>
+                <w:szCs w:val="26"/>
+                <w:lang w:val="nl-NL" w:eastAsia="ko-KR"/>
+              </w:rPr>
+              <w:t xml:space="preserve">PHƯỜNG </w:t>
+            </w:r>
+            <w:r>
+              <w:rPr>
+                <w:rFonts w:ascii="Times New Roman" w:hAnsi="Times New Roman"/>
+                <w:b/>
+                <w:bCs/>
+                <w:noProof/>
+                <w:color w:val="000000"/>
+                <w:sz w:val="26"/>
+                <w:szCs w:val="26"/>
                 <w:lang w:val="vi-VN" w:eastAsia="ko-KR"/>
               </w:rPr>
               <w:t>HÀNG GÒN</w:t>
@@ -118,13 +131,13 @@
                 <w:szCs w:val="28"/>
               </w:rPr>
               <w:drawing>
-                <wp:anchor distT="4294967295" distB="4294967295" distL="114300" distR="114300" simplePos="0" relativeHeight="251656704" behindDoc="0" locked="0" layoutInCell="1" allowOverlap="1" wp14:anchorId="210208DE" wp14:editId="21F44713">
+                <wp:anchor distT="4294967295" distB="4294967295" distL="114300" distR="114300" simplePos="0" relativeHeight="251656704" behindDoc="0" locked="0" layoutInCell="1" allowOverlap="1" wp14:anchorId="210208DE" wp14:editId="61CCA334">
                   <wp:simplePos x="0" y="0"/>
                   <wp:positionH relativeFrom="column">
-                    <wp:posOffset>537210</wp:posOffset>
+                    <wp:posOffset>955675</wp:posOffset>
                   </wp:positionH>
                   <wp:positionV relativeFrom="paragraph">
-                    <wp:posOffset>17144</wp:posOffset>
+                    <wp:posOffset>35560</wp:posOffset>
                   </wp:positionV>
                   <wp:extent cx="828040" cy="0"/>
                   <wp:effectExtent l="0" t="0" r="0" b="0"/>
@@ -224,13 +237,21 @@
                 <w:sz w:val="28"/>
                 <w:szCs w:val="28"/>
               </w:rPr>
-              <w:t>/QĐ-UBND</w:t>
+              <w:t>/QĐ-</w:t>
+            </w:r>
+            <w:r>
+              <w:rPr>
+                <w:rFonts w:ascii="Times New Roman" w:hAnsi="Times New Roman"/>
+                <w:sz w:val="28"/>
+                <w:szCs w:val="28"/>
+              </w:rPr>
+              <w:t>CAP</w:t>
             </w:r>
           </w:p>
         </w:tc>
         <w:tc>
           <w:tcPr>
-            <w:tcW w:w="314.85pt" w:type="dxa"/>
+            <w:tcW w:w="290.60pt" w:type="dxa"/>
           </w:tcPr>
           <w:p>
             <w:pPr>
@@ -245,8 +266,8 @@
                 <w:bCs/>
                 <w:noProof/>
                 <w:color w:val="000000"/>
-                <w:sz w:val="28"/>
-                <w:szCs w:val="28"/>
+                <w:sz w:val="26"/>
+                <w:szCs w:val="26"/>
                 <w:lang w:eastAsia="ko-KR"/>
               </w:rPr>
             </w:pPr>
@@ -255,8 +276,8 @@
                 <w:rFonts w:ascii="Times New Roman" w:hAnsi="Times New Roman"/>
                 <w:b/>
                 <w:bCs/>
-                <w:sz w:val="28"/>
-                <w:szCs w:val="28"/>
+                <w:sz w:val="26"/>
+                <w:szCs w:val="26"/>
               </w:rPr>
               <w:t>CỘNG HÒA XÃ HỘI CHỦ NGHĨA VIỆT NAM</w:t>
             </w:r>
@@ -293,10 +314,10 @@
                 <w:tab w:val="start" w:pos="301.40pt"/>
                 <w:tab w:val="start" w:pos="450pt"/>
               </w:tabs>
-              <w:jc w:val="center"/>
-              <w:rPr>
-                <w:rFonts w:ascii="Times New Roman" w:eastAsia="Batang" w:hAnsi="Times New Roman"/>
-                <w:b/>
+              <w:rPr>
+                <w:rFonts w:ascii="Times New Roman" w:hAnsi="Times New Roman"/>
+                <w:i/>
+                <w:iCs/>
                 <w:sz w:val="28"/>
                 <w:szCs w:val="28"/>
               </w:rPr>
@@ -309,15 +330,15 @@
                 <w:szCs w:val="28"/>
               </w:rPr>
               <w:drawing>
-                <wp:anchor distT="4294967295" distB="4294967295" distL="114300" distR="114300" simplePos="0" relativeHeight="251657728" behindDoc="0" locked="0" layoutInCell="1" allowOverlap="1" wp14:anchorId="661AE7C4" wp14:editId="2735E0C0">
+                <wp:anchor distT="4294967295" distB="4294967295" distL="114300" distR="114300" simplePos="0" relativeHeight="251657728" behindDoc="0" locked="0" layoutInCell="1" allowOverlap="1" wp14:anchorId="661AE7C4" wp14:editId="73BB208C">
                   <wp:simplePos x="0" y="0"/>
                   <wp:positionH relativeFrom="column">
-                    <wp:posOffset>1025525</wp:posOffset>
+                    <wp:posOffset>775017</wp:posOffset>
                   </wp:positionH>
                   <wp:positionV relativeFrom="paragraph">
-                    <wp:posOffset>21589</wp:posOffset>
+                    <wp:posOffset>19050</wp:posOffset>
                   </wp:positionV>
-                  <wp:extent cx="1800225" cy="0"/>
+                  <wp:extent cx="2200275" cy="0"/>
                   <wp:effectExtent l="0" t="0" r="0" b="0"/>
                   <wp:wrapNone/>
                   <wp:docPr id="92" name=" 384"/>
@@ -333,7 +354,7 @@
                         <wp:spPr bwMode="auto">
                           <a:xfrm>
                             <a:off x="0" y="0"/>
-                            <a:ext cx="1800225" cy="0"/>
+                            <a:ext cx="2200275" cy="0"/>
                           </a:xfrm>
                           <a:prstGeom prst="line">
                             <a:avLst/>
@@ -375,29 +396,14 @@
                 <w:tab w:val="start" w:pos="301.40pt"/>
                 <w:tab w:val="start" w:pos="450pt"/>
               </w:tabs>
-              <w:jc w:val="center"/>
-              <w:rPr>
-                <w:rFonts w:ascii="Times New Roman" w:hAnsi="Times New Roman"/>
-                <w:bCs/>
-                <w:i/>
-                <w:iCs/>
-                <w:noProof/>
-                <w:color w:val="000000"/>
+              <w:jc w:val="end"/>
+              <w:rPr>
+                <w:rFonts w:ascii="Times New Roman" w:eastAsia="Batang" w:hAnsi="Times New Roman"/>
+                <w:b/>
                 <w:sz w:val="28"/>
                 <w:szCs w:val="28"/>
-                <w:lang w:eastAsia="ko-KR"/>
               </w:rPr>
             </w:pPr>
-            <w:r>
-              <w:rPr>
-                <w:rFonts w:ascii="Times New Roman" w:hAnsi="Times New Roman"/>
-                <w:i/>
-                <w:iCs/>
-                <w:sz w:val="28"/>
-                <w:szCs w:val="28"/>
-              </w:rPr>
-              <w:t xml:space="preserve">                       </w:t>
-            </w:r>
             <w:r>
               <w:rPr>
                 <w:rFonts w:ascii="Times New Roman" w:hAnsi="Times New Roman"/>
@@ -666,295 +672,20 @@
           <w:shd w:val="clear" w:color="auto" w:fill="FFFFFF"/>
           <w:lang w:val="vi-VN"/>
         </w:rPr>
-        <w:t>CHỦ TỊCH ỦY BAN NHÂN DÂN PHƯỜNG HÀNG GÒN</w:t>
-      </w:r>
-    </w:p>
-    <w:p>
-      <w:pPr>
-        <w:shd w:val="clear" w:color="auto" w:fill="FFFFFF"/>
-        <w:spacing w:line="10pt" w:lineRule="atLeast"/>
-        <w:ind w:firstLine="36pt"/>
-        <w:jc w:val="both"/>
-        <w:rPr>
-          <w:rFonts w:ascii="Times New Roman" w:hAnsi="Times New Roman"/>
-          <w:i/>
-          <w:iCs/>
+        <w:t xml:space="preserve">TRƯỞNG CÔNG AN </w:t>
+      </w:r>
+      <w:r>
+        <w:rPr>
+          <w:rFonts w:ascii="Times New Roman" w:hAnsi="Times New Roman"/>
+          <w:b/>
+          <w:bCs/>
           <w:color w:val="000000"/>
           <w:sz w:val="28"/>
           <w:szCs w:val="28"/>
           <w:shd w:val="clear" w:color="auto" w:fill="FFFFFF"/>
           <w:lang w:val="vi-VN"/>
         </w:rPr>
-      </w:pPr>
-    </w:p>
-    <w:p>
-      <w:pPr>
-        <w:shd w:val="clear" w:color="auto" w:fill="FFFFFF"/>
-        <w:spacing w:beforeLines="60" w:before="7.20pt" w:line="10pt" w:lineRule="atLeast"/>
-        <w:ind w:firstLine="28.35pt"/>
-        <w:jc w:val="both"/>
-        <w:rPr>
-          <w:rFonts w:ascii="Times New Roman" w:hAnsi="Times New Roman"/>
-          <w:i/>
-          <w:iCs/>
-          <w:color w:val="000000"/>
-          <w:sz w:val="28"/>
-          <w:szCs w:val="28"/>
-          <w:shd w:val="clear" w:color="auto" w:fill="FFFFFF"/>
-          <w:lang w:val="vi-VN"/>
-        </w:rPr>
-      </w:pPr>
-      <w:r>
-        <w:rPr>
-          <w:rFonts w:ascii="Times New Roman" w:hAnsi="Times New Roman"/>
-          <w:i/>
-          <w:iCs/>
-          <w:color w:val="000000"/>
-          <w:sz w:val="28"/>
-          <w:szCs w:val="28"/>
-          <w:shd w:val="clear" w:color="auto" w:fill="FFFFFF"/>
-          <w:lang w:val="vi-VN"/>
-        </w:rPr>
-        <w:t xml:space="preserve">Căn cứ </w:t>
-      </w:r>
-      <w:bookmarkStart w:id="1" w:name="tvpllink_xkpidutbho_2"/>
-      <w:r>
-        <w:rPr>
-          <w:rFonts w:ascii="Times New Roman" w:hAnsi="Times New Roman"/>
-          <w:i/>
-          <w:iCs/>
-          <w:color w:val="000000"/>
-          <w:sz w:val="28"/>
-          <w:szCs w:val="28"/>
-          <w:shd w:val="clear" w:color="auto" w:fill="FFFFFF"/>
-          <w:lang w:val="vi-VN"/>
-        </w:rPr>
-        <w:t>Luật Tổ chức chính quyền địa phương</w:t>
-      </w:r>
-      <w:bookmarkEnd w:id="1"/>
-      <w:r>
-        <w:rPr>
-          <w:rFonts w:ascii="Times New Roman" w:hAnsi="Times New Roman"/>
-          <w:i/>
-          <w:iCs/>
-          <w:color w:val="000000"/>
-          <w:sz w:val="28"/>
-          <w:szCs w:val="28"/>
-          <w:shd w:val="clear" w:color="auto" w:fill="FFFFFF"/>
-          <w:lang w:val="vi-VN"/>
-        </w:rPr>
-        <w:t xml:space="preserve"> ngày 16 tháng 6 năm 2025; </w:t>
-      </w:r>
-    </w:p>
-    <w:p>
-      <w:pPr>
-        <w:shd w:val="clear" w:color="auto" w:fill="FFFFFF"/>
-        <w:spacing w:beforeLines="60" w:before="7.20pt" w:line="10pt" w:lineRule="atLeast"/>
-        <w:ind w:firstLine="28.35pt"/>
-        <w:jc w:val="both"/>
-        <w:rPr>
-          <w:rFonts w:ascii="Times New Roman" w:hAnsi="Times New Roman"/>
-          <w:i/>
-          <w:iCs/>
-          <w:color w:val="000000"/>
-          <w:sz w:val="28"/>
-          <w:szCs w:val="28"/>
-          <w:shd w:val="clear" w:color="auto" w:fill="FFFFFF"/>
-          <w:lang w:val="vi-VN"/>
-        </w:rPr>
-      </w:pPr>
-      <w:r>
-        <w:rPr>
-          <w:rFonts w:ascii="Times New Roman" w:hAnsi="Times New Roman"/>
-          <w:i/>
-          <w:iCs/>
-          <w:color w:val="000000"/>
-          <w:sz w:val="28"/>
-          <w:szCs w:val="28"/>
-          <w:shd w:val="clear" w:color="auto" w:fill="FFFFFF"/>
-          <w:lang w:val="vi-VN"/>
-        </w:rPr>
-        <w:t>Căn cứ </w:t>
-      </w:r>
-      <w:bookmarkStart w:id="2" w:name="tvpllink_pgbtqjrshv_13"/>
-      <w:r>
-        <w:rPr>
-          <w:rFonts w:ascii="Times New Roman" w:hAnsi="Times New Roman"/>
-          <w:i/>
-          <w:iCs/>
-          <w:color w:val="000000"/>
-          <w:sz w:val="28"/>
-          <w:szCs w:val="28"/>
-          <w:shd w:val="clear" w:color="auto" w:fill="FFFFFF"/>
-        </w:rPr>
-        <w:fldChar w:fldCharType="begin"/>
-      </w:r>
-      <w:r>
-        <w:rPr>
-          <w:rFonts w:ascii="Times New Roman" w:hAnsi="Times New Roman"/>
-          <w:i/>
-          <w:iCs/>
-          <w:color w:val="000000"/>
-          <w:sz w:val="28"/>
-          <w:szCs w:val="28"/>
-          <w:shd w:val="clear" w:color="auto" w:fill="FFFFFF"/>
-          <w:lang w:val="vi-VN"/>
-        </w:rPr>
-        <w:instrText xml:space="preserve"> HYPERLINK "https://thuvienphapluat.vn/van-ban/Trach-nhiem-hinh-su/Luat-Phong-chong-ma-tuy-2021-445185.aspx" \t "_blank" </w:instrText>
-      </w:r>
-      <w:r>
-        <w:rPr>
-          <w:rFonts w:ascii="Times New Roman" w:hAnsi="Times New Roman"/>
-          <w:i/>
-          <w:iCs/>
-          <w:color w:val="000000"/>
-          <w:sz w:val="28"/>
-          <w:szCs w:val="28"/>
-          <w:shd w:val="clear" w:color="auto" w:fill="FFFFFF"/>
-        </w:rPr>
-        <w:fldChar w:fldCharType="separate"/>
-      </w:r>
-      <w:r>
-        <w:rPr>
-          <w:rFonts w:ascii="Times New Roman" w:hAnsi="Times New Roman"/>
-          <w:i/>
-          <w:iCs/>
-          <w:color w:val="000000"/>
-          <w:sz w:val="28"/>
-          <w:szCs w:val="28"/>
-          <w:shd w:val="clear" w:color="auto" w:fill="FFFFFF"/>
-          <w:lang w:val="vi-VN"/>
-        </w:rPr>
-        <w:t>Luật Phòng, chống ma túy</w:t>
-      </w:r>
-      <w:r>
-        <w:rPr>
-          <w:rFonts w:ascii="Times New Roman" w:hAnsi="Times New Roman"/>
-          <w:i/>
-          <w:iCs/>
-          <w:color w:val="000000"/>
-          <w:sz w:val="28"/>
-          <w:szCs w:val="28"/>
-          <w:shd w:val="clear" w:color="auto" w:fill="FFFFFF"/>
-        </w:rPr>
-        <w:fldChar w:fldCharType="end"/>
-      </w:r>
-      <w:bookmarkEnd w:id="2"/>
-      <w:r>
-        <w:rPr>
-          <w:rFonts w:ascii="Times New Roman" w:hAnsi="Times New Roman"/>
-          <w:i/>
-          <w:iCs/>
-          <w:color w:val="000000"/>
-          <w:sz w:val="28"/>
-          <w:szCs w:val="28"/>
-          <w:shd w:val="clear" w:color="auto" w:fill="FFFFFF"/>
-          <w:lang w:val="vi-VN"/>
-        </w:rPr>
-        <w:t> ngày 30 tháng 3 năm 2021;</w:t>
-      </w:r>
-    </w:p>
-    <w:p>
-      <w:pPr>
-        <w:shd w:val="clear" w:color="auto" w:fill="FFFFFF"/>
-        <w:spacing w:beforeLines="60" w:before="7.20pt" w:line="10pt" w:lineRule="atLeast"/>
-        <w:ind w:firstLine="28.35pt"/>
-        <w:jc w:val="both"/>
-        <w:rPr>
-          <w:rFonts w:ascii="Times New Roman" w:hAnsi="Times New Roman"/>
-          <w:i/>
-          <w:iCs/>
-          <w:color w:val="000000"/>
-          <w:sz w:val="28"/>
-          <w:szCs w:val="28"/>
-          <w:shd w:val="clear" w:color="auto" w:fill="FFFFFF"/>
-        </w:rPr>
-      </w:pPr>
-      <w:r>
-        <w:rPr>
-          <w:rFonts w:ascii="Times New Roman" w:hAnsi="Times New Roman"/>
-          <w:i/>
-          <w:iCs/>
-          <w:color w:val="000000"/>
-          <w:sz w:val="28"/>
-          <w:szCs w:val="28"/>
-          <w:shd w:val="clear" w:color="auto" w:fill="FFFFFF"/>
-        </w:rPr>
-        <w:t>Căn cứ Nghị định số 105/2021/NĐ-CP ngày 04 tháng 12 năm 2021 của Chính phủ quy định chi tiết và hướng dẫn thi hành một số điều của </w:t>
-      </w:r>
-      <w:bookmarkStart w:id="3" w:name="tvpllink_pgbtqjrshv_14"/>
-      <w:r>
-        <w:rPr>
-          <w:rFonts w:ascii="Times New Roman" w:hAnsi="Times New Roman"/>
-          <w:i/>
-          <w:iCs/>
-          <w:color w:val="000000"/>
-          <w:sz w:val="28"/>
-          <w:szCs w:val="28"/>
-          <w:shd w:val="clear" w:color="auto" w:fill="FFFFFF"/>
-        </w:rPr>
-        <w:fldChar w:fldCharType="begin"/>
-      </w:r>
-      <w:r>
-        <w:rPr>
-          <w:rFonts w:ascii="Times New Roman" w:hAnsi="Times New Roman"/>
-          <w:i/>
-          <w:iCs/>
-          <w:color w:val="000000"/>
-          <w:sz w:val="28"/>
-          <w:szCs w:val="28"/>
-          <w:shd w:val="clear" w:color="auto" w:fill="FFFFFF"/>
-        </w:rPr>
-        <w:instrText xml:space="preserve"> HYPERLINK "https://thuvienphapluat.vn/van-ban/Trach-nhiem-hinh-su/Luat-Phong-chong-ma-tuy-2021-445185.aspx" \t "_blank" </w:instrText>
-      </w:r>
-      <w:r>
-        <w:rPr>
-          <w:rFonts w:ascii="Times New Roman" w:hAnsi="Times New Roman"/>
-          <w:i/>
-          <w:iCs/>
-          <w:color w:val="000000"/>
-          <w:sz w:val="28"/>
-          <w:szCs w:val="28"/>
-          <w:shd w:val="clear" w:color="auto" w:fill="FFFFFF"/>
-        </w:rPr>
-        <w:fldChar w:fldCharType="separate"/>
-      </w:r>
-      <w:r>
-        <w:rPr>
-          <w:rFonts w:ascii="Times New Roman" w:hAnsi="Times New Roman"/>
-          <w:i/>
-          <w:iCs/>
-          <w:color w:val="000000"/>
-          <w:sz w:val="28"/>
-          <w:szCs w:val="28"/>
-          <w:shd w:val="clear" w:color="auto" w:fill="FFFFFF"/>
-        </w:rPr>
-        <w:t>Luật Phòng, chống ma túy</w:t>
-      </w:r>
-      <w:r>
-        <w:rPr>
-          <w:rFonts w:ascii="Times New Roman" w:hAnsi="Times New Roman"/>
-          <w:i/>
-          <w:iCs/>
-          <w:color w:val="000000"/>
-          <w:sz w:val="28"/>
-          <w:szCs w:val="28"/>
-          <w:shd w:val="clear" w:color="auto" w:fill="FFFFFF"/>
-        </w:rPr>
-        <w:fldChar w:fldCharType="end"/>
-      </w:r>
-      <w:bookmarkEnd w:id="3"/>
-      <w:r>
-        <w:rPr>
-          <w:rFonts w:ascii="Times New Roman" w:hAnsi="Times New Roman"/>
-          <w:i/>
-          <w:iCs/>
-          <w:color w:val="000000"/>
-          <w:sz w:val="28"/>
-          <w:szCs w:val="28"/>
-          <w:shd w:val="clear" w:color="auto" w:fill="FFFFFF"/>
-        </w:rPr>
-        <w:t>;</w:t>
+        <w:t>PHƯỜNG HÀNG GÒN</w:t>
       </w:r>
     </w:p>
     <w:p>
@@ -965,14 +696,6 @@
         <w:jc w:val="both"/>
         <w:rPr>
           <w:rFonts w:ascii="Times New Roman" w:hAnsi="Times New Roman"/>
-          <w:color w:val="000000"/>
-          <w:sz w:val="28"/>
-          <w:szCs w:val="28"/>
-        </w:rPr>
-      </w:pPr>
-      <w:r>
-        <w:rPr>
-          <w:rFonts w:ascii="Times New Roman" w:hAnsi="Times New Roman"/>
           <w:i/>
           <w:iCs/>
           <w:color w:val="000000"/>
@@ -980,22 +703,6 @@
           <w:szCs w:val="28"/>
           <w:shd w:val="clear" w:color="auto" w:fill="FFFFFF"/>
         </w:rPr>
-        <w:t>Căn cứ Nghị quyết số 1662/NQ-UBTVQH15 ngày 16 tháng 06 năm 2025 của Ủy Ban thường vụ Quốc Hội về việc sắp xếp đơn vị hành chính cấp xã của tỉnh Đồng Nai năm 2025;</w:t>
-      </w:r>
-    </w:p>
-    <w:p>
-      <w:pPr>
-        <w:spacing w:beforeLines="60" w:before="7.20pt"/>
-        <w:ind w:firstLine="21.30pt"/>
-        <w:jc w:val="both"/>
-        <w:rPr>
-          <w:rFonts w:ascii="Times New Roman" w:hAnsi="Times New Roman"/>
-          <w:i/>
-          <w:iCs/>
-          <w:sz w:val="28"/>
-          <w:szCs w:val="28"/>
-          <w:lang w:val="vi-VN"/>
-        </w:rPr>
       </w:pPr>
       <w:r>
         <w:rPr>
@@ -1007,8 +714,9 @@
           <w:szCs w:val="28"/>
           <w:shd w:val="clear" w:color="auto" w:fill="FFFFFF"/>
         </w:rPr>
-        <w:t>Xét đề nghị của T</w:t>
-      </w:r>
+        <w:t xml:space="preserve">Căn cứ </w:t>
+      </w:r>
+      <w:bookmarkStart w:id="1" w:name="tvpllink_rsbnszwbof_35"/>
       <w:r>
         <w:rPr>
           <w:rFonts w:ascii="Times New Roman" w:hAnsi="Times New Roman"/>
@@ -1019,8 +727,9 @@
           <w:szCs w:val="28"/>
           <w:shd w:val="clear" w:color="auto" w:fill="FFFFFF"/>
         </w:rPr>
-        <w:t>rưởng Công an p</w:t>
-      </w:r>
+        <w:t>Luật Phòng, chống ma túy</w:t>
+      </w:r>
+      <w:bookmarkEnd w:id="1"/>
       <w:r>
         <w:rPr>
           <w:rFonts w:ascii="Times New Roman" w:hAnsi="Times New Roman"/>
@@ -1031,9 +740,15 @@
           <w:szCs w:val="28"/>
           <w:shd w:val="clear" w:color="auto" w:fill="FFFFFF"/>
         </w:rPr>
-        <w:t>hường Hàng Gòn tại đề nghị số</w:t>
-      </w:r>
-      <w:r>
+        <w:t xml:space="preserve"> ngày 10 tháng 12 năm 2025;</w:t>
+      </w:r>
+    </w:p>
+    <w:p>
+      <w:pPr>
+        <w:shd w:val="clear" w:color="auto" w:fill="FFFFFF"/>
+        <w:spacing w:beforeLines="60" w:before="7.20pt" w:line="11.70pt" w:lineRule="atLeast"/>
+        <w:ind w:firstLine="28.35pt"/>
+        <w:jc w:val="both"/>
         <w:rPr>
           <w:rFonts w:ascii="Times New Roman" w:hAnsi="Times New Roman"/>
           <w:i/>
@@ -1042,10 +757,8 @@
           <w:sz w:val="28"/>
           <w:szCs w:val="28"/>
           <w:shd w:val="clear" w:color="auto" w:fill="FFFFFF"/>
-          <w:lang w:val="vi-VN"/>
-        </w:rPr>
-        <w:t xml:space="preserve"> </w:t>
-      </w:r>
+        </w:rPr>
+      </w:pPr>
       <w:r>
         <w:rPr>
           <w:rFonts w:ascii="Times New Roman" w:hAnsi="Times New Roman"/>
@@ -1056,8 +769,9 @@
           <w:szCs w:val="28"/>
           <w:shd w:val="clear" w:color="auto" w:fill="FFFFFF"/>
         </w:rPr>
-        <w:t xml:space="preserve">   </w:t>
-      </w:r>
+        <w:t xml:space="preserve">Căn cứ Nghị định số 163/2026/NĐ-CP ngày 15 tháng 5 năm 2026 của Chính phủ quy định chi tiết và hướng dẫn thi hành một số điều của </w:t>
+      </w:r>
+      <w:bookmarkStart w:id="2" w:name="tvpllink_rsbnszwbof_36"/>
       <w:r>
         <w:rPr>
           <w:rFonts w:ascii="Times New Roman" w:hAnsi="Times New Roman"/>
@@ -1068,47 +782,18 @@
           <w:szCs w:val="28"/>
           <w:shd w:val="clear" w:color="auto" w:fill="FFFFFF"/>
         </w:rPr>
-        <w:t>/</w:t>
-      </w:r>
+        <w:t>Luật Phòng, chống ma túy</w:t>
+      </w:r>
+      <w:bookmarkEnd w:id="2"/>
       <w:r>
         <w:rPr>
           <w:rFonts w:ascii="Times New Roman" w:hAnsi="Times New Roman"/>
           <w:i/>
           <w:iCs/>
-          <w:sz w:val="28"/>
-          <w:szCs w:val="28"/>
-          <w:lang w:val="vi-VN"/>
-        </w:rPr>
-        <w:t xml:space="preserve">ĐN-CAP ngày </w:t>
-      </w:r>
-      <w:r>
-        <w:rPr>
-          <w:rFonts w:ascii="Times New Roman" w:hAnsi="Times New Roman"/>
-          <w:i/>
-          <w:iCs/>
-          <w:sz w:val="28"/>
-          <w:szCs w:val="28"/>
-        </w:rPr>
-        <w:t>05/5</w:t>
-      </w:r>
-      <w:r>
-        <w:rPr>
-          <w:rFonts w:ascii="Times New Roman" w:hAnsi="Times New Roman"/>
-          <w:i/>
-          <w:iCs/>
-          <w:sz w:val="28"/>
-          <w:szCs w:val="28"/>
-        </w:rPr>
-        <w:t>/2026</w:t>
-      </w:r>
-      <w:r>
-        <w:rPr>
-          <w:rFonts w:ascii="Times New Roman" w:hAnsi="Times New Roman"/>
-          <w:i/>
-          <w:iCs/>
-          <w:sz w:val="28"/>
-          <w:szCs w:val="28"/>
-          <w:lang w:val="vi-VN"/>
+          <w:color w:val="000000"/>
+          <w:sz w:val="28"/>
+          <w:szCs w:val="28"/>
+          <w:shd w:val="clear" w:color="auto" w:fill="FFFFFF"/>
         </w:rPr>
         <w:t>.</w:t>
       </w:r>
@@ -1183,15 +868,32 @@
           <w:lang w:val="vi-VN"/>
         </w:rPr>
       </w:pPr>
-      <w:bookmarkStart w:id="4" w:name="_Hlk227650238"/>
-      <w:r>
-        <w:rPr>
-          <w:rFonts w:ascii="Times New Roman" w:hAnsi="Times New Roman"/>
-          <w:sz w:val="28"/>
-          <w:szCs w:val="28"/>
-          <w:lang w:val="vi-VN"/>
-        </w:rPr>
-        <w:t xml:space="preserve">Họ tên: </w:t>
+      <w:bookmarkStart w:id="3" w:name="_Hlk227650238"/>
+      <w:r>
+        <w:rPr>
+          <w:rFonts w:ascii="Times New Roman" w:hAnsi="Times New Roman"/>
+          <w:sz w:val="28"/>
+          <w:szCs w:val="28"/>
+          <w:lang w:val="vi-VN"/>
+        </w:rPr>
+        <w:t xml:space="preserve">Họ </w:t>
+      </w:r>
+      <w:r>
+        <w:rPr>
+          <w:rFonts w:ascii="Times New Roman" w:hAnsi="Times New Roman"/>
+          <w:sz w:val="28"/>
+          <w:szCs w:val="28"/>
+        </w:rPr>
+        <w:t xml:space="preserve">và </w:t>
+      </w:r>
+      <w:r>
+        <w:rPr>
+          <w:rFonts w:ascii="Times New Roman" w:hAnsi="Times New Roman"/>
+          <w:sz w:val="28"/>
+          <w:szCs w:val="28"/>
+          <w:lang w:val="vi-VN"/>
+        </w:rPr>
+        <w:t xml:space="preserve">tên: </w:t>
       </w:r>
       <w:r>
         <w:rPr>
@@ -1210,7 +912,25 @@
           <w:szCs w:val="28"/>
           <w:lang w:val="vi-VN"/>
         </w:rPr>
-        <w:t xml:space="preserve">         Nam/nữ: </w:t>
+        <w:t xml:space="preserve">         </w:t>
+      </w:r>
+      <w:r>
+        <w:rPr>
+          <w:rFonts w:ascii="Times New Roman" w:hAnsi="Times New Roman"/>
+          <w:sz w:val="28"/>
+          <w:szCs w:val="28"/>
+          <w:lang w:val="vi-VN"/>
+        </w:rPr>
+        <w:t>Giới tính</w:t>
+      </w:r>
+      <w:r>
+        <w:rPr>
+          <w:rFonts w:ascii="Times New Roman" w:hAnsi="Times New Roman"/>
+          <w:sz w:val="28"/>
+          <w:szCs w:val="28"/>
+          <w:lang w:val="vi-VN"/>
+        </w:rPr>
+        <w:t xml:space="preserve">: </w:t>
       </w:r>
       <w:r>
         <w:rPr>
@@ -1329,6 +1049,45 @@
         </w:rPr>
         <w:t>{NAMSINH}</w:t>
       </w:r>
+      <w:r>
+        <w:rPr>
+          <w:sz w:val="20"/>
+        </w:rPr>
+        <w:t xml:space="preserve"> </w:t>
+      </w:r>
+      <w:r>
+        <w:rPr>
+          <w:sz w:val="20"/>
+        </w:rPr>
+        <w:t xml:space="preserve">  </w:t>
+      </w:r>
+      <w:r>
+        <w:rPr>
+          <w:rFonts w:ascii="Times New Roman" w:hAnsi="Times New Roman"/>
+          <w:sz w:val="28"/>
+          <w:szCs w:val="28"/>
+          <w:lang w:val="vi-VN"/>
+        </w:rPr>
+        <w:t>Nơi sinh:</w:t>
+      </w:r>
+      <w:r>
+        <w:rPr>
+          <w:rFonts w:ascii="Times New Roman" w:hAnsi="Times New Roman"/>
+          <w:spacing w:val="-2"/>
+          <w:sz w:val="26"/>
+          <w:highlight w:val="yellow"/>
+        </w:rPr>
+        <w:t xml:space="preserve"> </w:t>
+      </w:r>
+      <w:r>
+        <w:rPr>
+          <w:rFonts w:ascii="Times New Roman" w:hAnsi="Times New Roman"/>
+          <w:spacing w:val="-2"/>
+          <w:sz w:val="26"/>
+          <w:highlight w:val="yellow"/>
+        </w:rPr>
+        <w:t>{NOISINH}</w:t>
+      </w:r>
     </w:p>
     <w:p>
       <w:pPr>
@@ -1370,19 +1129,28 @@
         <w:jc w:val="both"/>
         <w:rPr>
           <w:rFonts w:ascii="Times New Roman" w:hAnsi="Times New Roman"/>
-          <w:sz w:val="28"/>
-          <w:szCs w:val="28"/>
-          <w:lang w:val="vi-VN"/>
-        </w:rPr>
-      </w:pPr>
-      <w:r>
-        <w:rPr>
-          <w:rFonts w:ascii="Times New Roman" w:hAnsi="Times New Roman"/>
-          <w:sz w:val="28"/>
-          <w:szCs w:val="28"/>
-          <w:lang w:val="vi-VN"/>
-        </w:rPr>
-        <w:t xml:space="preserve"> Nơi cư trú hoặc chỗ ở hiện nay: </w:t>
+          <w:color w:val="000000"/>
+          <w:spacing w:val="-2"/>
+          <w:sz w:val="26"/>
+        </w:rPr>
+      </w:pPr>
+      <w:r>
+        <w:rPr>
+          <w:rFonts w:ascii="Times New Roman" w:hAnsi="Times New Roman"/>
+          <w:sz w:val="28"/>
+          <w:szCs w:val="28"/>
+          <w:lang w:val="vi-VN"/>
+        </w:rPr>
+        <w:t>Nơi thường trú/tạm trú</w:t>
+      </w:r>
+      <w:r>
+        <w:rPr>
+          <w:rFonts w:ascii="Times New Roman" w:hAnsi="Times New Roman"/>
+          <w:sz w:val="28"/>
+          <w:szCs w:val="28"/>
+          <w:lang w:val="vi-VN"/>
+        </w:rPr>
+        <w:t xml:space="preserve">: </w:t>
       </w:r>
       <w:r>
         <w:rPr>
@@ -1436,6 +1204,46 @@
           <w:szCs w:val="28"/>
           <w:lang w:val="vi-VN"/>
         </w:rPr>
+        <w:t>Nơi ở hiện tại:</w:t>
+      </w:r>
+      <w:r>
+        <w:rPr>
+          <w:rFonts w:ascii="Times New Roman" w:hAnsi="Times New Roman"/>
+          <w:spacing w:val="-2"/>
+          <w:sz w:val="26"/>
+          <w:highlight w:val="yellow"/>
+        </w:rPr>
+        <w:t xml:space="preserve"> </w:t>
+      </w:r>
+      <w:r>
+        <w:rPr>
+          <w:rFonts w:ascii="Times New Roman" w:hAnsi="Times New Roman"/>
+          <w:spacing w:val="-2"/>
+          <w:sz w:val="26"/>
+          <w:highlight w:val="yellow"/>
+        </w:rPr>
+        <w:t>{NOIOHIENTAI}</w:t>
+      </w:r>
+    </w:p>
+    <w:p>
+      <w:pPr>
+        <w:spacing w:beforeLines="60" w:before="7.20pt"/>
+        <w:ind w:firstLine="28.35pt"/>
+        <w:jc w:val="both"/>
+        <w:rPr>
+          <w:rFonts w:ascii="Times New Roman" w:hAnsi="Times New Roman"/>
+          <w:sz w:val="28"/>
+          <w:szCs w:val="28"/>
+          <w:lang w:val="vi-VN"/>
+        </w:rPr>
+      </w:pPr>
+      <w:r>
+        <w:rPr>
+          <w:rFonts w:ascii="Times New Roman" w:hAnsi="Times New Roman"/>
+          <w:sz w:val="28"/>
+          <w:szCs w:val="28"/>
+          <w:lang w:val="vi-VN"/>
+        </w:rPr>
         <w:t xml:space="preserve">Số CCCD: </w:t>
       </w:r>
       <w:r>
@@ -1658,6 +1466,7 @@
         <w:t>{NGHENGHIEP}</w:t>
       </w:r>
     </w:p>
+    <w:bookmarkEnd w:id="3"/>
     <w:p>
       <w:pPr>
         <w:spacing w:beforeLines="60" w:before="7.20pt"/>
@@ -1677,10 +1486,266 @@
           <w:szCs w:val="28"/>
           <w:lang w:val="vi-VN"/>
         </w:rPr>
-        <w:t>Nơi làm việc: phường Hàng Gòn, Đồng Nai</w:t>
-      </w:r>
-    </w:p>
-    <w:bookmarkEnd w:id="4"/>
+        <w:t>Nơi làm việc/học tập</w:t>
+      </w:r>
+      <w:r>
+        <w:rPr>
+          <w:rFonts w:ascii="Times New Roman" w:hAnsi="Times New Roman"/>
+          <w:sz w:val="28"/>
+          <w:szCs w:val="28"/>
+          <w:lang w:val="vi-VN"/>
+        </w:rPr>
+        <w:t xml:space="preserve">: </w:t>
+      </w:r>
+      <w:r>
+        <w:rPr>
+          <w:rFonts w:ascii="Times New Roman" w:hAnsi="Times New Roman"/>
+          <w:sz w:val="28"/>
+          <w:szCs w:val="28"/>
+        </w:rPr>
+        <w:t xml:space="preserve"> </w:t>
+      </w:r>
+      <w:r>
+        <w:rPr>
+          <w:rFonts w:ascii="Times New Roman" w:hAnsi="Times New Roman"/>
+          <w:spacing w:val="-2"/>
+          <w:sz w:val="26"/>
+          <w:highlight w:val="yellow"/>
+        </w:rPr>
+        <w:t>{NOILAMVIEC}</w:t>
+      </w:r>
+    </w:p>
+    <w:p>
+      <w:pPr>
+        <w:shd w:val="clear" w:color="auto" w:fill="FFFFFF"/>
+        <w:spacing w:beforeLines="60" w:before="7.20pt"/>
+        <w:ind w:firstLine="28.35pt"/>
+        <w:jc w:val="both"/>
+        <w:rPr>
+          <w:rFonts w:ascii="Times New Roman" w:hAnsi="Times New Roman"/>
+          <w:sz w:val="28"/>
+          <w:szCs w:val="28"/>
+          <w:shd w:val="clear" w:color="auto" w:fill="FFFFFF"/>
+          <w:lang w:val="vi-VN"/>
+        </w:rPr>
+      </w:pPr>
+      <w:r>
+        <w:rPr>
+          <w:rFonts w:ascii="Times New Roman" w:hAnsi="Times New Roman"/>
+          <w:sz w:val="28"/>
+          <w:szCs w:val="28"/>
+          <w:shd w:val="clear" w:color="auto" w:fill="FFFFFF"/>
+          <w:lang w:val="vi-VN"/>
+        </w:rPr>
+        <w:t>Tóm tắt hành vi sử dụng trái phép chất ma túy:</w:t>
+      </w:r>
+    </w:p>
+    <w:p>
+      <w:pPr>
+        <w:spacing w:beforeLines="60" w:before="7.20pt"/>
+        <w:ind w:firstLine="28.35pt"/>
+        <w:jc w:val="both"/>
+        <w:rPr>
+          <w:rFonts w:ascii="Times New Roman" w:hAnsi="Times New Roman"/>
+          <w:sz w:val="28"/>
+          <w:szCs w:val="28"/>
+          <w:shd w:val="clear" w:color="auto" w:fill="FFFFFF"/>
+        </w:rPr>
+      </w:pPr>
+      <w:bookmarkStart w:id="4" w:name="_Hlk227650250"/>
+      <w:r>
+        <w:rPr>
+          <w:rFonts w:ascii="Times New Roman" w:hAnsi="Times New Roman"/>
+          <w:sz w:val="28"/>
+          <w:szCs w:val="28"/>
+          <w:shd w:val="clear" w:color="auto" w:fill="FFFFFF"/>
+        </w:rPr>
+        <w:t xml:space="preserve">Ngày 20/4/2026, tại khu phố Hàng Gòn, phường Hàng Gòn, Đồng Nai, Thổ Minh Quý có hành vi sử dụng trái phép chất ma túy, sử dụng ma túy loại Cỏ Mỹ. Công </w:t>
+      </w:r>
+      <w:proofErr w:type="gramStart"/>
+      <w:r>
+        <w:rPr>
+          <w:rFonts w:ascii="Times New Roman" w:hAnsi="Times New Roman"/>
+          <w:sz w:val="28"/>
+          <w:szCs w:val="28"/>
+          <w:shd w:val="clear" w:color="auto" w:fill="FFFFFF"/>
+        </w:rPr>
+        <w:t>an</w:t>
+      </w:r>
+      <w:proofErr w:type="gramEnd"/>
+      <w:r>
+        <w:rPr>
+          <w:rFonts w:ascii="Times New Roman" w:hAnsi="Times New Roman"/>
+          <w:sz w:val="28"/>
+          <w:szCs w:val="28"/>
+          <w:shd w:val="clear" w:color="auto" w:fill="FFFFFF"/>
+        </w:rPr>
+        <w:t xml:space="preserve"> phường tiến hành mời làm việc và xét nghiệm nhanh chất ma túy phát hiện mẫu thử dương tính với chất ma túy (K2).</w:t>
+      </w:r>
+      <w:bookmarkEnd w:id="4"/>
+    </w:p>
+    <w:p>
+      <w:pPr>
+        <w:spacing w:beforeLines="60" w:before="7.20pt"/>
+        <w:ind w:firstLine="28.35pt"/>
+        <w:jc w:val="both"/>
+        <w:rPr>
+          <w:rFonts w:ascii="Times New Roman" w:hAnsi="Times New Roman"/>
+          <w:sz w:val="28"/>
+          <w:szCs w:val="28"/>
+          <w:shd w:val="clear" w:color="auto" w:fill="FFFFFF"/>
+        </w:rPr>
+      </w:pPr>
+      <w:r>
+        <w:rPr>
+          <w:rFonts w:ascii="Times New Roman" w:hAnsi="Times New Roman"/>
+          <w:sz w:val="28"/>
+          <w:szCs w:val="28"/>
+          <w:shd w:val="clear" w:color="auto" w:fill="FFFFFF"/>
+        </w:rPr>
+        <w:t>Kết quả xét nghiệm dương tính với chất ma túy trong cơ thể ngày</w:t>
+      </w:r>
+      <w:r>
+        <w:rPr>
+          <w:rFonts w:ascii="Times New Roman" w:hAnsi="Times New Roman"/>
+          <w:sz w:val="28"/>
+          <w:szCs w:val="28"/>
+          <w:shd w:val="clear" w:color="auto" w:fill="FFFFFF"/>
+        </w:rPr>
+        <w:t xml:space="preserve"> </w:t>
+      </w:r>
+      <w:proofErr w:type="gramStart"/>
+      <w:r>
+        <w:rPr>
+          <w:rFonts w:ascii="Times New Roman" w:hAnsi="Times New Roman"/>
+          <w:sz w:val="28"/>
+          <w:szCs w:val="28"/>
+          <w:shd w:val="clear" w:color="auto" w:fill="FFFFFF"/>
+        </w:rPr>
+        <w:t>..../..../</w:t>
+      </w:r>
+      <w:proofErr w:type="gramEnd"/>
+      <w:r>
+        <w:rPr>
+          <w:rFonts w:ascii="Times New Roman" w:hAnsi="Times New Roman"/>
+          <w:sz w:val="28"/>
+          <w:szCs w:val="28"/>
+          <w:shd w:val="clear" w:color="auto" w:fill="FFFFFF"/>
+        </w:rPr>
+        <w:t>......</w:t>
+      </w:r>
+    </w:p>
+    <w:p>
+      <w:pPr>
+        <w:spacing w:beforeLines="60" w:before="7.20pt"/>
+        <w:ind w:firstLine="28.35pt"/>
+        <w:jc w:val="both"/>
+        <w:rPr>
+          <w:rFonts w:ascii="Times New Roman" w:hAnsi="Times New Roman"/>
+          <w:sz w:val="28"/>
+          <w:szCs w:val="28"/>
+          <w:shd w:val="clear" w:color="auto" w:fill="FFFFFF"/>
+        </w:rPr>
+      </w:pPr>
+      <w:r>
+        <w:rPr>
+          <w:rFonts w:ascii="Times New Roman" w:hAnsi="Times New Roman"/>
+          <w:sz w:val="28"/>
+          <w:szCs w:val="28"/>
+          <w:shd w:val="clear" w:color="auto" w:fill="FFFFFF"/>
+        </w:rPr>
+        <w:lastRenderedPageBreak/>
+        <w:t xml:space="preserve">Thời hạn quản lý người sử dụng trái phép chất ma túy là 01 năm, kể từ ngày </w:t>
+      </w:r>
+      <w:r>
+        <w:rPr>
+          <w:rFonts w:ascii="Times New Roman" w:hAnsi="Times New Roman"/>
+          <w:sz w:val="28"/>
+          <w:szCs w:val="28"/>
+          <w:shd w:val="clear" w:color="auto" w:fill="FFFFFF"/>
+        </w:rPr>
+        <w:t>2</w:t>
+      </w:r>
+      <w:r>
+        <w:rPr>
+          <w:rFonts w:ascii="Times New Roman" w:hAnsi="Times New Roman"/>
+          <w:sz w:val="28"/>
+          <w:szCs w:val="28"/>
+          <w:shd w:val="clear" w:color="auto" w:fill="FFFFFF"/>
+        </w:rPr>
+        <w:t>1</w:t>
+      </w:r>
+      <w:r>
+        <w:rPr>
+          <w:rFonts w:ascii="Times New Roman" w:hAnsi="Times New Roman"/>
+          <w:sz w:val="28"/>
+          <w:szCs w:val="28"/>
+          <w:shd w:val="clear" w:color="auto" w:fill="FFFFFF"/>
+        </w:rPr>
+        <w:t>/4</w:t>
+      </w:r>
+      <w:r>
+        <w:rPr>
+          <w:rFonts w:ascii="Times New Roman" w:hAnsi="Times New Roman"/>
+          <w:sz w:val="28"/>
+          <w:szCs w:val="28"/>
+          <w:shd w:val="clear" w:color="auto" w:fill="FFFFFF"/>
+        </w:rPr>
+        <w:t>/2026</w:t>
+      </w:r>
+      <w:r>
+        <w:rPr>
+          <w:rFonts w:ascii="Times New Roman" w:hAnsi="Times New Roman"/>
+          <w:sz w:val="28"/>
+          <w:szCs w:val="28"/>
+          <w:shd w:val="clear" w:color="auto" w:fill="FFFFFF"/>
+        </w:rPr>
+        <w:t>.</w:t>
+      </w:r>
+    </w:p>
+    <w:p>
+      <w:pPr>
+        <w:spacing w:beforeLines="60" w:before="7.20pt"/>
+        <w:ind w:firstLine="28.35pt"/>
+        <w:jc w:val="both"/>
+        <w:rPr>
+          <w:rFonts w:ascii="Times New Roman" w:hAnsi="Times New Roman"/>
+          <w:bCs/>
+          <w:sz w:val="28"/>
+          <w:szCs w:val="28"/>
+          <w:lang w:val="vi-VN"/>
+        </w:rPr>
+      </w:pPr>
+      <w:r>
+        <w:rPr>
+          <w:rFonts w:ascii="Times New Roman" w:hAnsi="Times New Roman"/>
+          <w:b/>
+          <w:bCs/>
+          <w:sz w:val="28"/>
+          <w:szCs w:val="28"/>
+          <w:lang w:val="vi-VN"/>
+        </w:rPr>
+        <w:t xml:space="preserve">Điều 2. </w:t>
+      </w:r>
+      <w:r>
+        <w:rPr>
+          <w:rFonts w:ascii="Times New Roman" w:hAnsi="Times New Roman"/>
+          <w:sz w:val="28"/>
+          <w:szCs w:val="28"/>
+          <w:shd w:val="clear" w:color="auto" w:fill="FFFFFF"/>
+        </w:rPr>
+        <w:t>Thành lập Tổ quản lý người sử dụng trái phép chất ma túy gồmnhững người có tên sau</w:t>
+      </w:r>
+      <w:r>
+        <w:rPr>
+          <w:rFonts w:ascii="Times New Roman" w:hAnsi="Times New Roman"/>
+          <w:sz w:val="28"/>
+          <w:szCs w:val="28"/>
+          <w:shd w:val="clear" w:color="auto" w:fill="FFFFFF"/>
+        </w:rPr>
+        <w:t>:</w:t>
+      </w:r>
+    </w:p>
     <w:p>
       <w:pPr>
         <w:shd w:val="clear" w:color="auto" w:fill="FFFFFF"/>
@@ -1691,133 +1756,37 @@
           <w:rFonts w:ascii="Times New Roman" w:hAnsi="Times New Roman"/>
           <w:sz w:val="28"/>
           <w:szCs w:val="28"/>
-          <w:shd w:val="clear" w:color="auto" w:fill="FFFFFF"/>
-          <w:lang w:val="vi-VN"/>
-        </w:rPr>
-      </w:pPr>
-      <w:r>
-        <w:rPr>
-          <w:rFonts w:ascii="Times New Roman" w:hAnsi="Times New Roman"/>
-          <w:sz w:val="28"/>
-          <w:szCs w:val="28"/>
-          <w:shd w:val="clear" w:color="auto" w:fill="FFFFFF"/>
-          <w:lang w:val="vi-VN"/>
-        </w:rPr>
-        <w:t>Tóm tắt hành vi sử dụng trái phép chất ma túy:</w:t>
-      </w:r>
-    </w:p>
-    <w:p>
-      <w:pPr>
-        <w:spacing w:beforeLines="60" w:before="7.20pt"/>
-        <w:ind w:firstLine="28.35pt"/>
-        <w:jc w:val="both"/>
-        <w:rPr>
-          <w:rFonts w:ascii="Times New Roman" w:hAnsi="Times New Roman"/>
-          <w:sz w:val="28"/>
-          <w:szCs w:val="28"/>
-          <w:shd w:val="clear" w:color="auto" w:fill="FFFFFF"/>
-        </w:rPr>
-      </w:pPr>
-      <w:bookmarkStart w:id="5" w:name="_Hlk227650250"/>
-      <w:r>
-        <w:rPr>
-          <w:rFonts w:ascii="Times New Roman" w:hAnsi="Times New Roman"/>
-          <w:sz w:val="28"/>
-          <w:szCs w:val="28"/>
-          <w:shd w:val="clear" w:color="auto" w:fill="FFFFFF"/>
-        </w:rPr>
-        <w:lastRenderedPageBreak/>
-        <w:t>Ngày 20/4/2026, tại khu phố Hàng Gòn, phường Hàng Gòn, Đồng Nai, Thổ Minh Quý có hành vi sử dụng trái phép chất ma túy, sử dụng ma túy loại Cỏ Mỹ. Công an phường tiến hành mời làm việc và xét nghiệm nhanh chất ma túy phát hiện mẫu thử dương tính với chất ma túy (K2).</w:t>
-      </w:r>
-      <w:bookmarkEnd w:id="5"/>
-      <w:r>
-        <w:rPr>
-          <w:rFonts w:ascii="Times New Roman" w:hAnsi="Times New Roman"/>
-          <w:sz w:val="28"/>
-          <w:szCs w:val="28"/>
-          <w:shd w:val="clear" w:color="auto" w:fill="FFFFFF"/>
-        </w:rPr>
-        <w:t xml:space="preserve">Thời hạn quản lý người sử dụng trái phép chất ma túy là 01 năm, kể từ ngày </w:t>
-      </w:r>
-      <w:r>
-        <w:rPr>
-          <w:rFonts w:ascii="Times New Roman" w:hAnsi="Times New Roman"/>
-          <w:sz w:val="28"/>
-          <w:szCs w:val="28"/>
-          <w:shd w:val="clear" w:color="auto" w:fill="FFFFFF"/>
-        </w:rPr>
-        <w:t>2</w:t>
-      </w:r>
-      <w:r>
-        <w:rPr>
-          <w:rFonts w:ascii="Times New Roman" w:hAnsi="Times New Roman"/>
-          <w:sz w:val="28"/>
-          <w:szCs w:val="28"/>
-          <w:shd w:val="clear" w:color="auto" w:fill="FFFFFF"/>
-        </w:rPr>
-        <w:t>1</w:t>
-      </w:r>
-      <w:r>
-        <w:rPr>
-          <w:rFonts w:ascii="Times New Roman" w:hAnsi="Times New Roman"/>
-          <w:sz w:val="28"/>
-          <w:szCs w:val="28"/>
-          <w:shd w:val="clear" w:color="auto" w:fill="FFFFFF"/>
-        </w:rPr>
-        <w:t>/4</w:t>
-      </w:r>
-      <w:r>
-        <w:rPr>
-          <w:rFonts w:ascii="Times New Roman" w:hAnsi="Times New Roman"/>
-          <w:sz w:val="28"/>
-          <w:szCs w:val="28"/>
-          <w:shd w:val="clear" w:color="auto" w:fill="FFFFFF"/>
-        </w:rPr>
-        <w:t>/2026</w:t>
-      </w:r>
-      <w:r>
-        <w:rPr>
-          <w:rFonts w:ascii="Times New Roman" w:hAnsi="Times New Roman"/>
-          <w:sz w:val="28"/>
-          <w:szCs w:val="28"/>
-          <w:shd w:val="clear" w:color="auto" w:fill="FFFFFF"/>
-        </w:rPr>
-        <w:t>.</w:t>
-      </w:r>
-    </w:p>
-    <w:p>
-      <w:pPr>
-        <w:spacing w:beforeLines="60" w:before="7.20pt"/>
-        <w:ind w:firstLine="28.35pt"/>
-        <w:jc w:val="both"/>
-        <w:rPr>
-          <w:rFonts w:ascii="Times New Roman" w:hAnsi="Times New Roman"/>
-          <w:bCs/>
-          <w:sz w:val="28"/>
-          <w:szCs w:val="28"/>
-          <w:lang w:val="vi-VN"/>
-        </w:rPr>
-      </w:pPr>
-      <w:r>
-        <w:rPr>
-          <w:rFonts w:ascii="Times New Roman" w:hAnsi="Times New Roman"/>
-          <w:b/>
-          <w:bCs/>
-          <w:sz w:val="28"/>
-          <w:szCs w:val="28"/>
-          <w:lang w:val="vi-VN"/>
-        </w:rPr>
-        <w:t xml:space="preserve">Điều 2. </w:t>
-      </w:r>
-      <w:r>
-        <w:rPr>
-          <w:rFonts w:ascii="Times New Roman" w:hAnsi="Times New Roman"/>
-          <w:bCs/>
-          <w:sz w:val="28"/>
-          <w:szCs w:val="28"/>
-          <w:lang w:val="vi-VN"/>
-        </w:rPr>
-        <w:t>Thành lập Tổ quản lý người sử dụng trái phép chất ma túy và phân công nhiệm vụ như sau:</w:t>
+          <w:lang w:val="vi-VN"/>
+        </w:rPr>
+      </w:pPr>
+      <w:r>
+        <w:rPr>
+          <w:rFonts w:ascii="Times New Roman" w:hAnsi="Times New Roman"/>
+          <w:sz w:val="28"/>
+          <w:szCs w:val="28"/>
+          <w:shd w:val="clear" w:color="auto" w:fill="FFFFFF"/>
+          <w:lang w:val="vi-VN"/>
+        </w:rPr>
+        <w:t xml:space="preserve">1. Đ/c </w:t>
+      </w:r>
+      <w:r>
+        <w:rPr>
+          <w:rFonts w:ascii="Times New Roman" w:hAnsi="Times New Roman"/>
+          <w:sz w:val="28"/>
+          <w:szCs w:val="28"/>
+          <w:shd w:val="clear" w:color="auto" w:fill="FFFFFF"/>
+        </w:rPr>
+        <w:t>Ngô Trí Toàn</w:t>
+      </w:r>
+      <w:r>
+        <w:rPr>
+          <w:rFonts w:ascii="Times New Roman" w:hAnsi="Times New Roman"/>
+          <w:sz w:val="28"/>
+          <w:szCs w:val="28"/>
+          <w:shd w:val="clear" w:color="auto" w:fill="FFFFFF"/>
+          <w:lang w:val="vi-VN"/>
+        </w:rPr>
+        <w:t xml:space="preserve"> – CSKV phụ trách KP. Hàng Gòn- Tổ trưởng;</w:t>
       </w:r>
     </w:p>
     <w:p>
@@ -1830,37 +1799,19 @@
           <w:rFonts w:ascii="Times New Roman" w:hAnsi="Times New Roman"/>
           <w:sz w:val="28"/>
           <w:szCs w:val="28"/>
-          <w:lang w:val="vi-VN"/>
-        </w:rPr>
-      </w:pPr>
-      <w:r>
-        <w:rPr>
-          <w:rFonts w:ascii="Times New Roman" w:hAnsi="Times New Roman"/>
-          <w:sz w:val="28"/>
-          <w:szCs w:val="28"/>
-          <w:shd w:val="clear" w:color="auto" w:fill="FFFFFF"/>
-          <w:lang w:val="vi-VN"/>
-        </w:rPr>
-        <w:t xml:space="preserve">1. Đ/c </w:t>
-      </w:r>
-      <w:r>
-        <w:rPr>
-          <w:rFonts w:ascii="Times New Roman" w:hAnsi="Times New Roman"/>
-          <w:sz w:val="28"/>
-          <w:szCs w:val="28"/>
-          <w:shd w:val="clear" w:color="auto" w:fill="FFFFFF"/>
-        </w:rPr>
-        <w:t>Ngô Trí Toàn</w:t>
-      </w:r>
-      <w:r>
-        <w:rPr>
-          <w:rFonts w:ascii="Times New Roman" w:hAnsi="Times New Roman"/>
-          <w:sz w:val="28"/>
-          <w:szCs w:val="28"/>
-          <w:shd w:val="clear" w:color="auto" w:fill="FFFFFF"/>
-          <w:lang w:val="vi-VN"/>
-        </w:rPr>
-        <w:t xml:space="preserve"> – CSKV phụ trách KP. Hàng Gòn- Tổ trưởng;</w:t>
+          <w:shd w:val="clear" w:color="auto" w:fill="FFFFFF"/>
+          <w:lang w:val="vi-VN"/>
+        </w:rPr>
+      </w:pPr>
+      <w:r>
+        <w:rPr>
+          <w:rFonts w:ascii="Times New Roman" w:hAnsi="Times New Roman"/>
+          <w:sz w:val="28"/>
+          <w:szCs w:val="28"/>
+          <w:shd w:val="clear" w:color="auto" w:fill="FFFFFF"/>
+          <w:lang w:val="vi-VN"/>
+        </w:rPr>
+        <w:t>2. Ông Ngô Thành Trung - Trưởng KP. Hàng Gòn - Tổ phó;</w:t>
       </w:r>
     </w:p>
     <w:p>
@@ -1885,7 +1836,426 @@
           <w:shd w:val="clear" w:color="auto" w:fill="FFFFFF"/>
           <w:lang w:val="vi-VN"/>
         </w:rPr>
-        <w:t>2. Ông Ngô Thành Trung - Trưởng KP. Hàng Gòn - Tổ phó;</w:t>
+        <w:t>3. Ông</w:t>
+      </w:r>
+      <w:r>
+        <w:rPr>
+          <w:rFonts w:ascii="Times New Roman" w:hAnsi="Times New Roman"/>
+          <w:sz w:val="28"/>
+          <w:szCs w:val="28"/>
+          <w:shd w:val="clear" w:color="auto" w:fill="FFFFFF"/>
+        </w:rPr>
+        <w:t xml:space="preserve"> </w:t>
+      </w:r>
+      <w:bookmarkStart w:id="5" w:name="_Hlk227774627"/>
+      <w:r>
+        <w:rPr>
+          <w:rFonts w:ascii="Times New Roman" w:hAnsi="Times New Roman"/>
+          <w:color w:val="000000"/>
+          <w:sz w:val="28"/>
+          <w:szCs w:val="28"/>
+          <w:shd w:val="clear" w:color="auto" w:fill="FFFFFF"/>
+          <w:lang w:eastAsia="en-GB"/>
+        </w:rPr>
+        <w:t>Thổ Sáu</w:t>
+      </w:r>
+      <w:bookmarkEnd w:id="5"/>
+      <w:r>
+        <w:rPr>
+          <w:rFonts w:ascii="Times New Roman" w:hAnsi="Times New Roman"/>
+          <w:color w:val="000000"/>
+          <w:sz w:val="28"/>
+          <w:szCs w:val="28"/>
+          <w:shd w:val="clear" w:color="auto" w:fill="FFFFFF"/>
+          <w:lang w:eastAsia="en-GB"/>
+        </w:rPr>
+        <w:t xml:space="preserve"> </w:t>
+      </w:r>
+      <w:r>
+        <w:rPr>
+          <w:rFonts w:ascii="Times New Roman" w:hAnsi="Times New Roman"/>
+          <w:sz w:val="28"/>
+          <w:szCs w:val="28"/>
+          <w:shd w:val="clear" w:color="auto" w:fill="FFFFFF"/>
+          <w:lang w:val="vi-VN"/>
+        </w:rPr>
+        <w:t>– Người đại diện cho gia đình người sử dụng trái phép chất ma túy;</w:t>
+      </w:r>
+    </w:p>
+    <w:p>
+      <w:pPr>
+        <w:spacing w:beforeLines="60" w:before="7.20pt"/>
+        <w:ind w:firstLine="21.30pt"/>
+        <w:jc w:val="both"/>
+        <w:rPr>
+          <w:rFonts w:ascii="Times New Roman" w:hAnsi="Times New Roman"/>
+          <w:bCs/>
+          <w:sz w:val="28"/>
+          <w:szCs w:val="28"/>
+          <w:lang w:val="vi-VN"/>
+        </w:rPr>
+      </w:pPr>
+      <w:r>
+        <w:rPr>
+          <w:rFonts w:ascii="Times New Roman" w:hAnsi="Times New Roman"/>
+          <w:bCs/>
+          <w:sz w:val="28"/>
+          <w:szCs w:val="28"/>
+          <w:lang w:val="vi-VN"/>
+        </w:rPr>
+        <w:t>4</w:t>
+      </w:r>
+      <w:r>
+        <w:rPr>
+          <w:rFonts w:ascii="Times New Roman" w:hAnsi="Times New Roman"/>
+          <w:bCs/>
+          <w:sz w:val="28"/>
+          <w:szCs w:val="28"/>
+          <w:lang w:val="vi-VN"/>
+        </w:rPr>
+        <w:t xml:space="preserve">. Ông </w:t>
+      </w:r>
+      <w:r>
+        <w:rPr>
+          <w:rFonts w:ascii="Times New Roman" w:hAnsi="Times New Roman"/>
+          <w:bCs/>
+          <w:sz w:val="28"/>
+          <w:szCs w:val="28"/>
+          <w:lang w:val="vi-VN"/>
+        </w:rPr>
+        <w:t xml:space="preserve">Trần Minh Phụng </w:t>
+      </w:r>
+      <w:r>
+        <w:rPr>
+          <w:rFonts w:ascii="Times New Roman" w:hAnsi="Times New Roman"/>
+          <w:bCs/>
+          <w:sz w:val="28"/>
+          <w:szCs w:val="28"/>
+          <w:lang w:val="vi-VN"/>
+        </w:rPr>
+        <w:t xml:space="preserve">– </w:t>
+      </w:r>
+      <w:r>
+        <w:rPr>
+          <w:rFonts w:ascii="Times New Roman" w:hAnsi="Times New Roman"/>
+          <w:bCs/>
+          <w:sz w:val="28"/>
+          <w:szCs w:val="28"/>
+          <w:lang w:val="vi-VN"/>
+        </w:rPr>
+        <w:t>T</w:t>
+      </w:r>
+      <w:r>
+        <w:rPr>
+          <w:rFonts w:ascii="Times New Roman" w:hAnsi="Times New Roman"/>
+          <w:bCs/>
+          <w:sz w:val="28"/>
+          <w:szCs w:val="28"/>
+          <w:lang w:val="vi-VN"/>
+        </w:rPr>
+        <w:t xml:space="preserve">ổ </w:t>
+      </w:r>
+      <w:r>
+        <w:rPr>
+          <w:rFonts w:ascii="Times New Roman" w:hAnsi="Times New Roman"/>
+          <w:bCs/>
+          <w:sz w:val="28"/>
+          <w:szCs w:val="28"/>
+          <w:lang w:val="vi-VN"/>
+        </w:rPr>
+        <w:t>viên</w:t>
+      </w:r>
+      <w:r>
+        <w:rPr>
+          <w:rFonts w:ascii="Times New Roman" w:hAnsi="Times New Roman"/>
+          <w:bCs/>
+          <w:sz w:val="28"/>
+          <w:szCs w:val="28"/>
+          <w:lang w:val="vi-VN"/>
+        </w:rPr>
+        <w:t xml:space="preserve"> tổ Bảo vệ an ninh, trật tự tại khu phố Hàng Gòn</w:t>
+      </w:r>
+      <w:r>
+        <w:rPr>
+          <w:rFonts w:ascii="Times New Roman" w:hAnsi="Times New Roman"/>
+          <w:bCs/>
+          <w:sz w:val="28"/>
+          <w:szCs w:val="28"/>
+          <w:lang w:val="vi-VN"/>
+        </w:rPr>
+        <w:t>.</w:t>
+      </w:r>
+    </w:p>
+    <w:p>
+      <w:pPr>
+        <w:spacing w:beforeLines="60" w:before="7.20pt"/>
+        <w:ind w:firstLine="28.35pt"/>
+        <w:jc w:val="both"/>
+        <w:rPr>
+          <w:rFonts w:ascii="Times New Roman" w:hAnsi="Times New Roman"/>
+          <w:sz w:val="28"/>
+          <w:szCs w:val="28"/>
+          <w:lang w:val="vi-VN"/>
+        </w:rPr>
+      </w:pPr>
+      <w:r>
+        <w:rPr>
+          <w:rFonts w:ascii="Times New Roman" w:hAnsi="Times New Roman"/>
+          <w:b/>
+          <w:bCs/>
+          <w:spacing w:val="-10"/>
+          <w:sz w:val="28"/>
+          <w:szCs w:val="28"/>
+          <w:lang w:val="vi-VN"/>
+        </w:rPr>
+        <w:t xml:space="preserve">Điều 3. </w:t>
+      </w:r>
+      <w:r>
+        <w:rPr>
+          <w:rFonts w:ascii="Times New Roman" w:hAnsi="Times New Roman"/>
+          <w:sz w:val="28"/>
+          <w:szCs w:val="28"/>
+          <w:lang w:val="vi-VN"/>
+        </w:rPr>
+        <w:t>Trách nhiệm thực hiện quản lý người sử dụng trái phép chất ma túy</w:t>
+      </w:r>
+    </w:p>
+    <w:p>
+      <w:pPr>
+        <w:spacing w:beforeLines="60" w:before="7.20pt"/>
+        <w:ind w:firstLine="21.30pt"/>
+        <w:jc w:val="both"/>
+        <w:rPr>
+          <w:rFonts w:ascii="Times New Roman" w:hAnsi="Times New Roman"/>
+          <w:bCs/>
+          <w:sz w:val="28"/>
+          <w:szCs w:val="28"/>
+          <w:lang w:val="vi-VN"/>
+        </w:rPr>
+      </w:pPr>
+      <w:r>
+        <w:rPr>
+          <w:rFonts w:ascii="Times New Roman" w:hAnsi="Times New Roman"/>
+          <w:bCs/>
+          <w:sz w:val="28"/>
+          <w:szCs w:val="28"/>
+          <w:lang w:val="vi-VN"/>
+        </w:rPr>
+        <w:t xml:space="preserve">1. Đ/c </w:t>
+      </w:r>
+      <w:r>
+        <w:rPr>
+          <w:rFonts w:ascii="Times New Roman" w:hAnsi="Times New Roman"/>
+          <w:bCs/>
+          <w:sz w:val="28"/>
+          <w:szCs w:val="28"/>
+        </w:rPr>
+        <w:t>Ngô Trí Toàn</w:t>
+      </w:r>
+      <w:r>
+        <w:rPr>
+          <w:rFonts w:ascii="Times New Roman" w:hAnsi="Times New Roman"/>
+          <w:bCs/>
+          <w:sz w:val="28"/>
+          <w:szCs w:val="28"/>
+          <w:lang w:val="vi-VN"/>
+        </w:rPr>
+        <w:t xml:space="preserve"> Công an </w:t>
+      </w:r>
+      <w:r>
+        <w:rPr>
+          <w:rFonts w:ascii="Times New Roman" w:hAnsi="Times New Roman"/>
+          <w:bCs/>
+          <w:sz w:val="28"/>
+          <w:szCs w:val="28"/>
+        </w:rPr>
+        <w:t>phường Hàng Gòn</w:t>
+      </w:r>
+      <w:r>
+        <w:rPr>
+          <w:rFonts w:ascii="Times New Roman" w:hAnsi="Times New Roman"/>
+          <w:bCs/>
+          <w:sz w:val="28"/>
+          <w:szCs w:val="28"/>
+          <w:lang w:val="vi-VN"/>
+        </w:rPr>
+        <w:t xml:space="preserve"> có trách nhiệm:</w:t>
+      </w:r>
+    </w:p>
+    <w:p>
+      <w:pPr>
+        <w:spacing w:beforeLines="60" w:before="7.20pt"/>
+        <w:ind w:firstLine="21.30pt"/>
+        <w:jc w:val="both"/>
+        <w:rPr>
+          <w:rFonts w:ascii="Times New Roman" w:hAnsi="Times New Roman"/>
+          <w:bCs/>
+          <w:sz w:val="28"/>
+          <w:szCs w:val="28"/>
+          <w:lang w:val="vi-VN"/>
+        </w:rPr>
+      </w:pPr>
+      <w:r>
+        <w:rPr>
+          <w:rFonts w:ascii="Times New Roman" w:hAnsi="Times New Roman"/>
+          <w:bCs/>
+          <w:sz w:val="28"/>
+          <w:szCs w:val="28"/>
+          <w:lang w:val="vi-VN"/>
+        </w:rPr>
+        <w:t>a) Thực hiện quản lý cư trú đối với người sử dụng trái phép chất ma túy;</w:t>
+      </w:r>
+    </w:p>
+    <w:p>
+      <w:pPr>
+        <w:spacing w:beforeLines="60" w:before="7.20pt"/>
+        <w:ind w:firstLine="21.30pt"/>
+        <w:jc w:val="both"/>
+        <w:rPr>
+          <w:rFonts w:ascii="Times New Roman" w:hAnsi="Times New Roman"/>
+          <w:bCs/>
+          <w:sz w:val="28"/>
+          <w:szCs w:val="28"/>
+          <w:lang w:val="vi-VN"/>
+        </w:rPr>
+      </w:pPr>
+      <w:r>
+        <w:rPr>
+          <w:rFonts w:ascii="Times New Roman" w:hAnsi="Times New Roman"/>
+          <w:bCs/>
+          <w:sz w:val="28"/>
+          <w:szCs w:val="28"/>
+          <w:lang w:val="vi-VN"/>
+        </w:rPr>
+        <w:t>b) Đưa người sử dụng trái phép chất ma túy vào danh sách quản lý; cập nhật lên phần mềm Quản lý đối tượng;</w:t>
+      </w:r>
+    </w:p>
+    <w:p>
+      <w:pPr>
+        <w:spacing w:beforeLines="60" w:before="7.20pt"/>
+        <w:ind w:firstLine="21.30pt"/>
+        <w:jc w:val="both"/>
+        <w:rPr>
+          <w:rFonts w:ascii="Times New Roman" w:hAnsi="Times New Roman"/>
+          <w:bCs/>
+          <w:sz w:val="28"/>
+          <w:szCs w:val="28"/>
+          <w:lang w:val="vi-VN"/>
+        </w:rPr>
+      </w:pPr>
+      <w:r>
+        <w:rPr>
+          <w:rFonts w:ascii="Times New Roman" w:hAnsi="Times New Roman"/>
+          <w:bCs/>
+          <w:sz w:val="28"/>
+          <w:szCs w:val="28"/>
+          <w:lang w:val="vi-VN"/>
+        </w:rPr>
+        <w:t>c) Thực hiện việc xét nghiệm chất ma túy trong cơ thể trong thời hạn quản lý;</w:t>
+      </w:r>
+    </w:p>
+    <w:p>
+      <w:pPr>
+        <w:spacing w:beforeLines="60" w:before="7.20pt"/>
+        <w:ind w:firstLine="21.30pt"/>
+        <w:jc w:val="both"/>
+        <w:rPr>
+          <w:rFonts w:ascii="Times New Roman" w:hAnsi="Times New Roman"/>
+          <w:bCs/>
+          <w:sz w:val="28"/>
+          <w:szCs w:val="28"/>
+          <w:lang w:val="vi-VN"/>
+        </w:rPr>
+      </w:pPr>
+      <w:r>
+        <w:rPr>
+          <w:rFonts w:ascii="Times New Roman" w:hAnsi="Times New Roman"/>
+          <w:bCs/>
+          <w:sz w:val="28"/>
+          <w:szCs w:val="28"/>
+          <w:lang w:val="vi-VN"/>
+        </w:rPr>
+        <w:t>d) Phòng ngừa, ngăn chặn hành vi gây mất an ninh, trật tự của người sử dụng trái phép chất ma túy.</w:t>
+      </w:r>
+    </w:p>
+    <w:p>
+      <w:pPr>
+        <w:spacing w:beforeLines="60" w:before="7.20pt"/>
+        <w:ind w:firstLine="21.30pt"/>
+        <w:jc w:val="both"/>
+        <w:rPr>
+          <w:rFonts w:ascii="Times New Roman" w:hAnsi="Times New Roman"/>
+          <w:bCs/>
+          <w:sz w:val="28"/>
+          <w:szCs w:val="28"/>
+          <w:lang w:val="vi-VN"/>
+        </w:rPr>
+      </w:pPr>
+      <w:r>
+        <w:rPr>
+          <w:rFonts w:ascii="Times New Roman" w:hAnsi="Times New Roman"/>
+          <w:bCs/>
+          <w:sz w:val="28"/>
+          <w:szCs w:val="28"/>
+          <w:lang w:val="vi-VN"/>
+        </w:rPr>
+        <w:t>2. Tổ quản lý người sử dụng trái phép chất ma túy có trách nhiệm tư vấn, động viên, giáo dục, hỗ trợ người bị quản lý có tên nêu tại Điều 1 Quyết định này.</w:t>
+      </w:r>
+    </w:p>
+    <w:p>
+      <w:pPr>
+        <w:spacing w:beforeLines="60" w:before="7.20pt"/>
+        <w:ind w:firstLine="21.30pt"/>
+        <w:jc w:val="both"/>
+        <w:rPr>
+          <w:rFonts w:ascii="Times New Roman" w:hAnsi="Times New Roman"/>
+          <w:bCs/>
+          <w:sz w:val="28"/>
+          <w:szCs w:val="28"/>
+          <w:lang w:val="vi-VN"/>
+        </w:rPr>
+      </w:pPr>
+      <w:r>
+        <w:rPr>
+          <w:rFonts w:ascii="Times New Roman" w:hAnsi="Times New Roman"/>
+          <w:bCs/>
+          <w:sz w:val="28"/>
+          <w:szCs w:val="28"/>
+          <w:lang w:val="vi-VN"/>
+        </w:rPr>
+        <w:t>3. Gia đình người bị quản lý có trách nhiệm phối hợp quản lý, động viên, giáo dục và giúp đỡ người sử dụng trái phép chất ma túy.</w:t>
+      </w:r>
+    </w:p>
+    <w:p>
+      <w:pPr>
+        <w:spacing w:beforeLines="60" w:before="7.20pt"/>
+        <w:ind w:firstLine="21.30pt"/>
+        <w:jc w:val="both"/>
+        <w:rPr>
+          <w:rFonts w:ascii="Times New Roman" w:hAnsi="Times New Roman"/>
+          <w:bCs/>
+          <w:sz w:val="28"/>
+          <w:szCs w:val="28"/>
+        </w:rPr>
+      </w:pPr>
+      <w:r>
+        <w:rPr>
+          <w:rFonts w:ascii="Times New Roman" w:hAnsi="Times New Roman"/>
+          <w:bCs/>
+          <w:sz w:val="28"/>
+          <w:szCs w:val="28"/>
+          <w:lang w:val="vi-VN"/>
+        </w:rPr>
+        <w:t xml:space="preserve">4. Người sử dụng trái phép chất ma túy bị áp dụng biện pháp quản lý có trách nhiệm chấp hành yêu cầu xét nghiệm chất ma túy trong cơ thể của Công an </w:t>
+      </w:r>
+      <w:r>
+        <w:rPr>
+          <w:rFonts w:ascii="Times New Roman" w:hAnsi="Times New Roman"/>
+          <w:bCs/>
+          <w:sz w:val="28"/>
+          <w:szCs w:val="28"/>
+        </w:rPr>
+        <w:t>phường Hàng Gòn.</w:t>
       </w:r>
     </w:p>
     <w:p>
@@ -1898,177 +2268,6 @@
           <w:rFonts w:ascii="Times New Roman" w:hAnsi="Times New Roman"/>
           <w:sz w:val="28"/>
           <w:szCs w:val="28"/>
-          <w:shd w:val="clear" w:color="auto" w:fill="FFFFFF"/>
-          <w:lang w:val="vi-VN"/>
-        </w:rPr>
-      </w:pPr>
-      <w:r>
-        <w:rPr>
-          <w:rFonts w:ascii="Times New Roman" w:hAnsi="Times New Roman"/>
-          <w:sz w:val="28"/>
-          <w:szCs w:val="28"/>
-          <w:shd w:val="clear" w:color="auto" w:fill="FFFFFF"/>
-          <w:lang w:val="vi-VN"/>
-        </w:rPr>
-        <w:t>3. Ông</w:t>
-      </w:r>
-      <w:r>
-        <w:rPr>
-          <w:rFonts w:ascii="Times New Roman" w:hAnsi="Times New Roman"/>
-          <w:sz w:val="28"/>
-          <w:szCs w:val="28"/>
-          <w:shd w:val="clear" w:color="auto" w:fill="FFFFFF"/>
-        </w:rPr>
-        <w:t xml:space="preserve"> </w:t>
-      </w:r>
-      <w:bookmarkStart w:id="6" w:name="_Hlk227774627"/>
-      <w:r>
-        <w:rPr>
-          <w:rFonts w:ascii="Times New Roman" w:hAnsi="Times New Roman"/>
-          <w:color w:val="000000"/>
-          <w:sz w:val="28"/>
-          <w:szCs w:val="28"/>
-          <w:shd w:val="clear" w:color="auto" w:fill="FFFFFF"/>
-          <w:lang w:eastAsia="en-GB"/>
-        </w:rPr>
-        <w:t>Thổ Sáu</w:t>
-      </w:r>
-      <w:bookmarkEnd w:id="6"/>
-      <w:r>
-        <w:rPr>
-          <w:rFonts w:ascii="Times New Roman" w:hAnsi="Times New Roman"/>
-          <w:color w:val="000000"/>
-          <w:sz w:val="28"/>
-          <w:szCs w:val="28"/>
-          <w:shd w:val="clear" w:color="auto" w:fill="FFFFFF"/>
-          <w:lang w:eastAsia="en-GB"/>
-        </w:rPr>
-        <w:t xml:space="preserve"> </w:t>
-      </w:r>
-      <w:r>
-        <w:rPr>
-          <w:rFonts w:ascii="Times New Roman" w:hAnsi="Times New Roman"/>
-          <w:sz w:val="28"/>
-          <w:szCs w:val="28"/>
-          <w:shd w:val="clear" w:color="auto" w:fill="FFFFFF"/>
-          <w:lang w:val="vi-VN"/>
-        </w:rPr>
-        <w:t>– Người đại diện cho gia đình người sử dụng trái phép chất ma túy;</w:t>
-      </w:r>
-    </w:p>
-    <w:p>
-      <w:pPr>
-        <w:spacing w:beforeLines="60" w:before="7.20pt"/>
-        <w:ind w:firstLine="21.30pt"/>
-        <w:jc w:val="both"/>
-        <w:rPr>
-          <w:rFonts w:ascii="Times New Roman" w:hAnsi="Times New Roman"/>
-          <w:bCs/>
-          <w:sz w:val="28"/>
-          <w:szCs w:val="28"/>
-          <w:lang w:val="vi-VN"/>
-        </w:rPr>
-      </w:pPr>
-      <w:r>
-        <w:rPr>
-          <w:rFonts w:ascii="Times New Roman" w:hAnsi="Times New Roman"/>
-          <w:bCs/>
-          <w:sz w:val="28"/>
-          <w:szCs w:val="28"/>
-          <w:lang w:val="vi-VN"/>
-        </w:rPr>
-        <w:t>4</w:t>
-      </w:r>
-      <w:r>
-        <w:rPr>
-          <w:rFonts w:ascii="Times New Roman" w:hAnsi="Times New Roman"/>
-          <w:bCs/>
-          <w:sz w:val="28"/>
-          <w:szCs w:val="28"/>
-          <w:lang w:val="vi-VN"/>
-        </w:rPr>
-        <w:t xml:space="preserve">. Ông </w:t>
-      </w:r>
-      <w:r>
-        <w:rPr>
-          <w:rFonts w:ascii="Times New Roman" w:hAnsi="Times New Roman"/>
-          <w:bCs/>
-          <w:sz w:val="28"/>
-          <w:szCs w:val="28"/>
-          <w:lang w:val="vi-VN"/>
-        </w:rPr>
-        <w:t xml:space="preserve">Trần Minh Phụng </w:t>
-      </w:r>
-      <w:r>
-        <w:rPr>
-          <w:rFonts w:ascii="Times New Roman" w:hAnsi="Times New Roman"/>
-          <w:bCs/>
-          <w:sz w:val="28"/>
-          <w:szCs w:val="28"/>
-          <w:lang w:val="vi-VN"/>
-        </w:rPr>
-        <w:t xml:space="preserve">– </w:t>
-      </w:r>
-      <w:r>
-        <w:rPr>
-          <w:rFonts w:ascii="Times New Roman" w:hAnsi="Times New Roman"/>
-          <w:bCs/>
-          <w:sz w:val="28"/>
-          <w:szCs w:val="28"/>
-          <w:lang w:val="vi-VN"/>
-        </w:rPr>
-        <w:t>T</w:t>
-      </w:r>
-      <w:r>
-        <w:rPr>
-          <w:rFonts w:ascii="Times New Roman" w:hAnsi="Times New Roman"/>
-          <w:bCs/>
-          <w:sz w:val="28"/>
-          <w:szCs w:val="28"/>
-          <w:lang w:val="vi-VN"/>
-        </w:rPr>
-        <w:t xml:space="preserve">ổ </w:t>
-      </w:r>
-      <w:r>
-        <w:rPr>
-          <w:rFonts w:ascii="Times New Roman" w:hAnsi="Times New Roman"/>
-          <w:bCs/>
-          <w:sz w:val="28"/>
-          <w:szCs w:val="28"/>
-          <w:lang w:val="vi-VN"/>
-        </w:rPr>
-        <w:t>viên</w:t>
-      </w:r>
-      <w:r>
-        <w:rPr>
-          <w:rFonts w:ascii="Times New Roman" w:hAnsi="Times New Roman"/>
-          <w:bCs/>
-          <w:sz w:val="28"/>
-          <w:szCs w:val="28"/>
-          <w:lang w:val="vi-VN"/>
-        </w:rPr>
-        <w:t xml:space="preserve"> tổ Bảo vệ an ninh, trật tự tại khu phố Hàng Gòn</w:t>
-      </w:r>
-      <w:r>
-        <w:rPr>
-          <w:rFonts w:ascii="Times New Roman" w:hAnsi="Times New Roman"/>
-          <w:bCs/>
-          <w:sz w:val="28"/>
-          <w:szCs w:val="28"/>
-          <w:lang w:val="vi-VN"/>
-        </w:rPr>
-        <w:t>.</w:t>
-      </w:r>
-    </w:p>
-    <w:p>
-      <w:pPr>
-        <w:spacing w:beforeLines="60" w:before="7.20pt"/>
-        <w:ind w:firstLine="28.35pt"/>
-        <w:jc w:val="both"/>
-        <w:rPr>
-          <w:rFonts w:ascii="Times New Roman" w:hAnsi="Times New Roman"/>
-          <w:sz w:val="28"/>
-          <w:szCs w:val="28"/>
           <w:lang w:val="vi-VN"/>
         </w:rPr>
       </w:pPr>
@@ -2076,168 +2275,20 @@
         <w:rPr>
           <w:rFonts w:ascii="Times New Roman" w:hAnsi="Times New Roman"/>
           <w:b/>
-          <w:bCs/>
-          <w:spacing w:val="-10"/>
-          <w:sz w:val="28"/>
-          <w:szCs w:val="28"/>
-          <w:lang w:val="vi-VN"/>
-        </w:rPr>
-        <w:t xml:space="preserve">Điều 3. </w:t>
-      </w:r>
-      <w:r>
-        <w:rPr>
-          <w:rFonts w:ascii="Times New Roman" w:hAnsi="Times New Roman"/>
-          <w:sz w:val="28"/>
-          <w:szCs w:val="28"/>
-          <w:lang w:val="vi-VN"/>
-        </w:rPr>
-        <w:t>Trách nhiệm thực hiện quản lý người sử dụng trái phép chất ma túy</w:t>
-      </w:r>
-    </w:p>
-    <w:p>
-      <w:pPr>
-        <w:shd w:val="clear" w:color="auto" w:fill="FFFFFF"/>
-        <w:spacing w:beforeLines="60" w:before="7.20pt"/>
-        <w:ind w:firstLine="28.35pt"/>
-        <w:jc w:val="both"/>
-        <w:rPr>
-          <w:rFonts w:ascii="Times New Roman" w:hAnsi="Times New Roman"/>
-          <w:sz w:val="28"/>
-          <w:szCs w:val="28"/>
-          <w:lang w:val="vi-VN"/>
-        </w:rPr>
-      </w:pPr>
-      <w:r>
-        <w:rPr>
-          <w:rFonts w:ascii="Times New Roman" w:hAnsi="Times New Roman"/>
-          <w:sz w:val="28"/>
-          <w:szCs w:val="28"/>
-        </w:rPr>
-        <w:t xml:space="preserve">1. </w:t>
-      </w:r>
-      <w:r>
-        <w:rPr>
-          <w:rFonts w:ascii="Times New Roman" w:hAnsi="Times New Roman"/>
-          <w:sz w:val="28"/>
-          <w:szCs w:val="28"/>
-          <w:lang w:val="vi-VN"/>
-        </w:rPr>
-        <w:t>Công an phường Hàng Gòn có trách nhiệm:</w:t>
-      </w:r>
-    </w:p>
-    <w:p>
-      <w:pPr>
-        <w:shd w:val="clear" w:color="auto" w:fill="FFFFFF"/>
-        <w:spacing w:beforeLines="60" w:before="7.20pt"/>
-        <w:ind w:firstLine="28.35pt"/>
-        <w:jc w:val="both"/>
-        <w:rPr>
-          <w:rFonts w:ascii="Times New Roman" w:hAnsi="Times New Roman"/>
-          <w:sz w:val="28"/>
-          <w:szCs w:val="28"/>
-          <w:lang w:val="vi-VN"/>
-        </w:rPr>
-      </w:pPr>
-      <w:r>
-        <w:rPr>
-          <w:rFonts w:ascii="Times New Roman" w:hAnsi="Times New Roman"/>
-          <w:sz w:val="28"/>
-          <w:szCs w:val="28"/>
-          <w:lang w:val="vi-VN"/>
-        </w:rPr>
-        <w:t>a) Đưa người sử dụng trái phép chất ma túy vào danh sách quản lý.</w:t>
-      </w:r>
-    </w:p>
-    <w:p>
-      <w:pPr>
-        <w:shd w:val="clear" w:color="auto" w:fill="FFFFFF"/>
-        <w:spacing w:beforeLines="60" w:before="7.20pt"/>
-        <w:ind w:firstLine="28.35pt"/>
-        <w:jc w:val="both"/>
-        <w:rPr>
-          <w:rFonts w:ascii="Times New Roman" w:hAnsi="Times New Roman"/>
-          <w:sz w:val="28"/>
-          <w:szCs w:val="28"/>
-          <w:lang w:val="vi-VN"/>
-        </w:rPr>
-      </w:pPr>
-      <w:r>
-        <w:rPr>
-          <w:rFonts w:ascii="Times New Roman" w:hAnsi="Times New Roman"/>
-          <w:sz w:val="28"/>
-          <w:szCs w:val="28"/>
-          <w:lang w:val="vi-VN"/>
-        </w:rPr>
-        <w:t>b) Tổ chức thực hiện việc xét nghiệm chất ma túy trong cơ thể trong thời hạn quản lý.</w:t>
-      </w:r>
-    </w:p>
-    <w:p>
-      <w:pPr>
-        <w:shd w:val="clear" w:color="auto" w:fill="FFFFFF"/>
-        <w:spacing w:beforeLines="60" w:before="7.20pt"/>
-        <w:ind w:firstLine="28.35pt"/>
-        <w:jc w:val="both"/>
-        <w:rPr>
-          <w:rFonts w:ascii="Times New Roman" w:hAnsi="Times New Roman"/>
-          <w:sz w:val="28"/>
-          <w:szCs w:val="28"/>
-          <w:lang w:val="vi-VN"/>
-        </w:rPr>
-      </w:pPr>
-      <w:r>
-        <w:rPr>
-          <w:rFonts w:ascii="Times New Roman" w:hAnsi="Times New Roman"/>
-          <w:sz w:val="28"/>
-          <w:szCs w:val="28"/>
-          <w:lang w:val="vi-VN"/>
-        </w:rPr>
-        <w:t>c) Tổ quản lý người sử dụng trái phép chất ma túy có trách nhiệm tư vấn, động viên, giáo dục, hỗ trợ người bị quản lý có tên nêu tại Điều 1 Quyết định này.</w:t>
-      </w:r>
-    </w:p>
-    <w:p>
-      <w:pPr>
-        <w:shd w:val="clear" w:color="auto" w:fill="FFFFFF"/>
-        <w:spacing w:beforeLines="60" w:before="7.20pt"/>
-        <w:ind w:firstLine="28.35pt"/>
-        <w:jc w:val="both"/>
-        <w:rPr>
-          <w:rFonts w:ascii="Times New Roman" w:hAnsi="Times New Roman"/>
-          <w:sz w:val="28"/>
-          <w:szCs w:val="28"/>
-          <w:lang w:val="vi-VN"/>
-        </w:rPr>
-      </w:pPr>
-      <w:r>
-        <w:rPr>
-          <w:rFonts w:ascii="Times New Roman" w:hAnsi="Times New Roman"/>
-          <w:sz w:val="28"/>
-          <w:szCs w:val="28"/>
-          <w:lang w:val="vi-VN"/>
-        </w:rPr>
-        <w:t>2. Gia đình người bị quản lý có trách nhiệm phối hợp quản lý, động viên, giáo dục và giúp đỡ người sử dụng trái phép chất ma túy.</w:t>
-      </w:r>
-    </w:p>
-    <w:p>
-      <w:pPr>
-        <w:shd w:val="clear" w:color="auto" w:fill="FFFFFF"/>
-        <w:spacing w:beforeLines="60" w:before="7.20pt"/>
-        <w:ind w:firstLine="28.35pt"/>
-        <w:jc w:val="both"/>
-        <w:rPr>
-          <w:rFonts w:ascii="Times New Roman" w:hAnsi="Times New Roman"/>
-          <w:sz w:val="28"/>
-          <w:szCs w:val="28"/>
-          <w:lang w:val="vi-VN"/>
-        </w:rPr>
-      </w:pPr>
-      <w:r>
-        <w:rPr>
-          <w:rFonts w:ascii="Times New Roman" w:hAnsi="Times New Roman"/>
-          <w:sz w:val="28"/>
-          <w:szCs w:val="28"/>
-          <w:lang w:val="vi-VN"/>
-        </w:rPr>
-        <w:t>3. Người sử dụng trái phép chất ma túy bị áp dụng biện pháp quản lý có trách nhiệm chấp hành yêu cầu xét nghiệm chất ma túy trong cơ thể của Công an phường Hàng Gòn.</w:t>
+          <w:sz w:val="28"/>
+          <w:szCs w:val="28"/>
+          <w:lang w:val="vi-VN"/>
+        </w:rPr>
+        <w:t>Điều 4.</w:t>
+      </w:r>
+      <w:r>
+        <w:rPr>
+          <w:rFonts w:ascii="Times New Roman" w:hAnsi="Times New Roman"/>
+          <w:sz w:val="28"/>
+          <w:szCs w:val="28"/>
+          <w:lang w:val="vi-VN"/>
+        </w:rPr>
+        <w:t xml:space="preserve"> Quyết định này có hiệu lực kể từ ngày ký.</w:t>
       </w:r>
     </w:p>
     <w:p>
@@ -2248,6 +2299,7 @@
         <w:jc w:val="both"/>
         <w:rPr>
           <w:rFonts w:ascii="Times New Roman" w:hAnsi="Times New Roman"/>
+          <w:color w:val="000000"/>
           <w:sz w:val="28"/>
           <w:szCs w:val="28"/>
           <w:lang w:val="vi-VN"/>
@@ -2261,47 +2313,42 @@
           <w:szCs w:val="28"/>
           <w:lang w:val="vi-VN"/>
         </w:rPr>
-        <w:t>Điều 4.</w:t>
-      </w:r>
-      <w:r>
-        <w:rPr>
-          <w:rFonts w:ascii="Times New Roman" w:hAnsi="Times New Roman"/>
-          <w:sz w:val="28"/>
-          <w:szCs w:val="28"/>
-          <w:lang w:val="vi-VN"/>
-        </w:rPr>
-        <w:t xml:space="preserve"> Quyết định này có hiệu lực kể từ ngày ký.</w:t>
-      </w:r>
-    </w:p>
-    <w:p>
-      <w:pPr>
-        <w:shd w:val="clear" w:color="auto" w:fill="FFFFFF"/>
-        <w:spacing w:beforeLines="60" w:before="7.20pt"/>
-        <w:ind w:firstLine="21.30pt"/>
-        <w:jc w:val="both"/>
+        <w:t>Điều 5.</w:t>
+      </w:r>
+      <w:r>
+        <w:rPr>
+          <w:rFonts w:ascii="Times New Roman" w:hAnsi="Times New Roman"/>
+          <w:sz w:val="28"/>
+          <w:szCs w:val="28"/>
+          <w:lang w:val="vi-VN"/>
+        </w:rPr>
+        <w:t xml:space="preserve"> </w:t>
+      </w:r>
+      <w:r>
+        <w:rPr>
+          <w:rFonts w:ascii="Times New Roman" w:hAnsi="Times New Roman"/>
+          <w:sz w:val="28"/>
+          <w:szCs w:val="28"/>
+        </w:rPr>
+        <w:t xml:space="preserve">Ông </w:t>
+      </w:r>
+      <w:r>
         <w:rPr>
           <w:rFonts w:ascii="Times New Roman" w:hAnsi="Times New Roman"/>
           <w:color w:val="000000"/>
-          <w:sz w:val="28"/>
-          <w:szCs w:val="28"/>
-          <w:lang w:val="vi-VN"/>
-        </w:rPr>
-      </w:pPr>
-      <w:r>
-        <w:rPr>
-          <w:rFonts w:ascii="Times New Roman" w:hAnsi="Times New Roman"/>
-          <w:b/>
-          <w:sz w:val="28"/>
-          <w:szCs w:val="28"/>
-          <w:lang w:val="vi-VN"/>
-        </w:rPr>
-        <w:t>Điều 5.</w:t>
-      </w:r>
-      <w:r>
-        <w:rPr>
-          <w:rFonts w:ascii="Times New Roman" w:hAnsi="Times New Roman"/>
-          <w:sz w:val="28"/>
-          <w:szCs w:val="28"/>
+          <w:spacing w:val="-2"/>
+          <w:sz w:val="26"/>
+          <w:highlight w:val="yellow"/>
+        </w:rPr>
+        <w:t>{HOTEN}</w:t>
+      </w:r>
+      <w:r>
+        <w:rPr>
+          <w:rFonts w:ascii="Times New Roman" w:hAnsi="Times New Roman"/>
+          <w:color w:val="000000"/>
+          <w:sz w:val="28"/>
+          <w:szCs w:val="28"/>
+          <w:shd w:val="clear" w:color="auto" w:fill="FFFFFF"/>
           <w:lang w:val="vi-VN"/>
         </w:rPr>
         <w:t xml:space="preserve"> </w:t>
@@ -2313,66 +2360,21 @@
           <w:szCs w:val="28"/>
           <w:lang w:val="vi-VN"/>
         </w:rPr>
-        <w:t>Chánh Văn phòng HĐND - UBND phường;</w:t>
-      </w:r>
-      <w:r>
-        <w:rPr>
-          <w:rFonts w:ascii="Times New Roman" w:hAnsi="Times New Roman"/>
-          <w:color w:val="000000"/>
-          <w:sz w:val="28"/>
-          <w:szCs w:val="28"/>
-          <w:shd w:val="clear" w:color="auto" w:fill="FFFFFF"/>
-          <w:lang w:val="vi-VN"/>
-        </w:rPr>
-        <w:t xml:space="preserve"> Trưởng Công an</w:t>
-      </w:r>
-      <w:r>
-        <w:rPr>
-          <w:rFonts w:ascii="Times New Roman" w:hAnsi="Times New Roman"/>
-          <w:color w:val="000000"/>
-          <w:sz w:val="28"/>
-          <w:szCs w:val="28"/>
-          <w:shd w:val="clear" w:color="auto" w:fill="FFFFFF"/>
-          <w:vertAlign w:val="superscript"/>
-          <w:lang w:val="vi-VN"/>
-        </w:rPr>
-        <w:t xml:space="preserve"> </w:t>
-      </w:r>
-      <w:r>
-        <w:rPr>
-          <w:rFonts w:ascii="Times New Roman" w:hAnsi="Times New Roman"/>
-          <w:color w:val="000000"/>
-          <w:sz w:val="28"/>
-          <w:szCs w:val="28"/>
-          <w:shd w:val="clear" w:color="auto" w:fill="FFFFFF"/>
-          <w:lang w:val="vi-VN"/>
-        </w:rPr>
-        <w:t xml:space="preserve">phường Hàng Gòn và </w:t>
-      </w:r>
-      <w:r>
-        <w:rPr>
-          <w:rFonts w:ascii="Times New Roman" w:hAnsi="Times New Roman"/>
-          <w:sz w:val="28"/>
-          <w:szCs w:val="28"/>
-          <w:lang w:val="vi-VN"/>
-        </w:rPr>
-        <w:t xml:space="preserve">các Ông/bà có tên nêu </w:t>
-      </w:r>
-      <w:r>
-        <w:rPr>
-          <w:rFonts w:ascii="Times New Roman" w:hAnsi="Times New Roman"/>
-          <w:color w:val="000000"/>
-          <w:sz w:val="28"/>
-          <w:szCs w:val="28"/>
-          <w:shd w:val="clear" w:color="auto" w:fill="FFFFFF"/>
-          <w:lang w:val="vi-VN"/>
-        </w:rPr>
-        <w:t>tại Điều 1, Điều 2 chịu trách nhiệm thi hành Quyết định này./.</w:t>
+        <w:t>và những người có tên tại Điều 2 chịu trách nhiệm thi hành Quyết định này</w:t>
+      </w:r>
+      <w:r>
+        <w:rPr>
+          <w:rFonts w:ascii="Times New Roman" w:hAnsi="Times New Roman"/>
+          <w:sz w:val="28"/>
+          <w:szCs w:val="28"/>
+          <w:lang w:val="vi-VN"/>
+        </w:rPr>
+        <w:t>./.</w:t>
       </w:r>
     </w:p>
     <w:tbl>
       <w:tblPr>
-        <w:tblW w:w="0pt" w:type="auto"/>
+        <w:tblW w:w="0pt" w:type="dxa"/>
         <w:tblBorders>
           <w:top w:val="nil"/>
           <w:bottom w:val="nil"/>
@@ -2386,8 +2388,8 @@
         <w:tblLook w:firstRow="1" w:lastRow="0" w:firstColumn="1" w:lastColumn="0" w:noHBand="0" w:noVBand="1"/>
       </w:tblPr>
       <w:tblGrid>
-        <w:gridCol w:w="4153"/>
-        <w:gridCol w:w="4921"/>
+        <w:gridCol w:w="4148"/>
+        <w:gridCol w:w="4926"/>
       </w:tblGrid>
       <w:tr>
         <w:tc>
@@ -2478,7 +2480,7 @@
                 <w:szCs w:val="22"/>
                 <w:lang w:val="vi-VN"/>
               </w:rPr>
-              <w:t>- CT, các PCT UBND phường;</w:t>
+              <w:t>- UBND phường;</w:t>
             </w:r>
             <w:r>
               <w:rPr>
@@ -2488,7 +2490,7 @@
                 <w:lang w:val="vi-VN"/>
               </w:rPr>
               <w:br/>
-              <w:t>- Lưu: VT-VP.</w:t>
+              <w:t>- Lưu: VT.</w:t>
             </w:r>
           </w:p>
         </w:tc>
@@ -2531,9 +2533,8 @@
                 <w:bCs/>
                 <w:sz w:val="28"/>
                 <w:szCs w:val="28"/>
-                <w:lang w:val="vi-VN"/>
-              </w:rPr>
-              <w:t>CHỦ TỊCH</w:t>
+              </w:rPr>
+              <w:t>TRƯỞNG CÔNG AN</w:t>
             </w:r>
             <w:r>
               <w:rPr>
@@ -2595,22 +2596,105 @@
               <w:jc w:val="center"/>
               <w:rPr>
                 <w:rFonts w:ascii="Times New Roman" w:hAnsi="Times New Roman"/>
-                <w:i/>
-                <w:iCs/>
+                <w:b/>
+                <w:bCs/>
+                <w:sz w:val="28"/>
+                <w:szCs w:val="28"/>
+              </w:rPr>
+            </w:pPr>
+            <w:r>
+              <w:rPr>
+                <w:rFonts w:ascii="Times New Roman" w:hAnsi="Times New Roman"/>
+                <w:b/>
+                <w:bCs/>
+                <w:sz w:val="28"/>
+                <w:szCs w:val="28"/>
+              </w:rPr>
+              <w:t>Thượng tá Phạm Nguy</w:t>
+            </w:r>
+            <w:r>
+              <w:rPr>
+                <w:rFonts w:ascii="Times New Roman" w:hAnsi="Times New Roman"/>
+                <w:b/>
+                <w:bCs/>
+                <w:sz w:val="28"/>
+                <w:szCs w:val="28"/>
+              </w:rPr>
+              <w:t>ê</w:t>
+            </w:r>
+            <w:r>
+              <w:rPr>
+                <w:rFonts w:ascii="Times New Roman" w:hAnsi="Times New Roman"/>
+                <w:b/>
+                <w:bCs/>
+                <w:sz w:val="28"/>
+                <w:szCs w:val="28"/>
+              </w:rPr>
+              <w:t>n Khánh</w:t>
+            </w:r>
+          </w:p>
+        </w:tc>
+      </w:tr>
+      <w:tr>
+        <w:tc>
+          <w:tcPr>
+            <w:tcW w:w="212.60pt" w:type="dxa"/>
+            <w:tcBorders>
+              <w:top w:val="nil"/>
+              <w:start w:val="nil"/>
+              <w:bottom w:val="nil"/>
+              <w:end w:val="nil"/>
+              <w:tl2br w:val="nil"/>
+              <w:tr2bl w:val="nil"/>
+            </w:tcBorders>
+            <w:tcMar>
+              <w:top w:w="0pt" w:type="dxa"/>
+              <w:start w:w="5.40pt" w:type="dxa"/>
+              <w:bottom w:w="0pt" w:type="dxa"/>
+              <w:end w:w="5.40pt" w:type="dxa"/>
+            </w:tcMar>
+          </w:tcPr>
+          <w:p>
+            <w:pPr>
+              <w:rPr>
+                <w:rFonts w:ascii="Times New Roman" w:hAnsi="Times New Roman"/>
                 <w:sz w:val="28"/>
                 <w:szCs w:val="28"/>
                 <w:lang w:val="vi-VN"/>
               </w:rPr>
             </w:pPr>
-            <w:r>
+          </w:p>
+        </w:tc>
+        <w:tc>
+          <w:tcPr>
+            <w:tcW w:w="251.90pt" w:type="dxa"/>
+            <w:tcBorders>
+              <w:top w:val="nil"/>
+              <w:start w:val="nil"/>
+              <w:bottom w:val="nil"/>
+              <w:end w:val="nil"/>
+              <w:tl2br w:val="nil"/>
+              <w:tr2bl w:val="nil"/>
+            </w:tcBorders>
+            <w:tcMar>
+              <w:top w:w="0pt" w:type="dxa"/>
+              <w:start w:w="5.40pt" w:type="dxa"/>
+              <w:bottom w:w="0pt" w:type="dxa"/>
+              <w:end w:w="5.40pt" w:type="dxa"/>
+            </w:tcMar>
+          </w:tcPr>
+          <w:p>
+            <w:pPr>
+              <w:spacing w:before="6pt" w:after="6pt" w:line="11.70pt" w:lineRule="atLeast"/>
+              <w:jc w:val="center"/>
               <w:rPr>
                 <w:rFonts w:ascii="Times New Roman" w:hAnsi="Times New Roman"/>
                 <w:b/>
+                <w:bCs/>
                 <w:sz w:val="28"/>
                 <w:szCs w:val="28"/>
               </w:rPr>
-              <w:t>Hoàng Trọng Phương</w:t>
-            </w:r>
+            </w:pPr>
           </w:p>
         </w:tc>
       </w:tr>
@@ -3055,6 +3139,50 @@
     <w:lsdException w:name="Subtitle" w:qFormat="1"/>
     <w:lsdException w:name="Strong" w:qFormat="1"/>
     <w:lsdException w:name="Emphasis" w:qFormat="1"/>
+    <w:lsdException w:name="Normal Table" w:semiHidden="1" w:unhideWhenUsed="1"/>
+    <w:lsdException w:name="Table Simple 1" w:semiHidden="1" w:unhideWhenUsed="1"/>
+    <w:lsdException w:name="Table Simple 2" w:semiHidden="1" w:unhideWhenUsed="1"/>
+    <w:lsdException w:name="Table Simple 3" w:semiHidden="1" w:unhideWhenUsed="1"/>
+    <w:lsdException w:name="Table Classic 1" w:semiHidden="1" w:unhideWhenUsed="1"/>
+    <w:lsdException w:name="Table Classic 2" w:semiHidden="1" w:unhideWhenUsed="1"/>
+    <w:lsdException w:name="Table Classic 3" w:semiHidden="1" w:unhideWhenUsed="1"/>
+    <w:lsdException w:name="Table Classic 4" w:semiHidden="1" w:unhideWhenUsed="1"/>
+    <w:lsdException w:name="Table Colorful 1" w:semiHidden="1" w:unhideWhenUsed="1"/>
+    <w:lsdException w:name="Table Colorful 2" w:semiHidden="1" w:unhideWhenUsed="1"/>
+    <w:lsdException w:name="Table Colorful 3" w:semiHidden="1" w:unhideWhenUsed="1"/>
+    <w:lsdException w:name="Table Columns 1" w:semiHidden="1" w:unhideWhenUsed="1"/>
+    <w:lsdException w:name="Table Columns 2" w:semiHidden="1" w:unhideWhenUsed="1"/>
+    <w:lsdException w:name="Table Columns 3" w:semiHidden="1" w:unhideWhenUsed="1"/>
+    <w:lsdException w:name="Table Columns 4" w:semiHidden="1" w:unhideWhenUsed="1"/>
+    <w:lsdException w:name="Table Columns 5" w:semiHidden="1" w:unhideWhenUsed="1"/>
+    <w:lsdException w:name="Table Grid 1" w:semiHidden="1" w:unhideWhenUsed="1"/>
+    <w:lsdException w:name="Table Grid 2" w:semiHidden="1" w:unhideWhenUsed="1"/>
+    <w:lsdException w:name="Table Grid 3" w:semiHidden="1" w:unhideWhenUsed="1"/>
+    <w:lsdException w:name="Table Grid 4" w:semiHidden="1" w:unhideWhenUsed="1"/>
+    <w:lsdException w:name="Table Grid 5" w:semiHidden="1" w:unhideWhenUsed="1"/>
+    <w:lsdException w:name="Table Grid 6" w:semiHidden="1" w:unhideWhenUsed="1"/>
+    <w:lsdException w:name="Table Grid 7" w:semiHidden="1" w:unhideWhenUsed="1"/>
+    <w:lsdException w:name="Table Grid 8" w:semiHidden="1" w:unhideWhenUsed="1"/>
+    <w:lsdException w:name="Table List 1" w:semiHidden="1" w:unhideWhenUsed="1"/>
+    <w:lsdException w:name="Table List 2" w:semiHidden="1" w:unhideWhenUsed="1"/>
+    <w:lsdException w:name="Table List 3" w:semiHidden="1" w:unhideWhenUsed="1"/>
+    <w:lsdException w:name="Table List 4" w:semiHidden="1" w:unhideWhenUsed="1"/>
+    <w:lsdException w:name="Table List 5" w:semiHidden="1" w:unhideWhenUsed="1"/>
+    <w:lsdException w:name="Table List 6" w:semiHidden="1" w:unhideWhenUsed="1"/>
+    <w:lsdException w:name="Table List 7" w:semiHidden="1" w:unhideWhenUsed="1"/>
+    <w:lsdException w:name="Table List 8" w:semiHidden="1" w:unhideWhenUsed="1"/>
+    <w:lsdException w:name="Table 3D effects 1" w:semiHidden="1" w:unhideWhenUsed="1"/>
+    <w:lsdException w:name="Table 3D effects 2" w:semiHidden="1" w:unhideWhenUsed="1"/>
+    <w:lsdException w:name="Table 3D effects 3" w:semiHidden="1" w:unhideWhenUsed="1"/>
+    <w:lsdException w:name="Table Contemporary" w:semiHidden="1" w:unhideWhenUsed="1"/>
+    <w:lsdException w:name="Table Elegant" w:semiHidden="1" w:unhideWhenUsed="1"/>
+    <w:lsdException w:name="Table Professional" w:semiHidden="1" w:unhideWhenUsed="1"/>
+    <w:lsdException w:name="Table Subtle 1" w:semiHidden="1" w:unhideWhenUsed="1"/>
+    <w:lsdException w:name="Table Subtle 2" w:semiHidden="1" w:unhideWhenUsed="1"/>
+    <w:lsdException w:name="Table Web 1" w:semiHidden="1" w:unhideWhenUsed="1"/>
+    <w:lsdException w:name="Table Web 2" w:semiHidden="1" w:unhideWhenUsed="1"/>
+    <w:lsdException w:name="Table Web 3" w:semiHidden="1" w:unhideWhenUsed="1"/>
+    <w:lsdException w:name="Table Theme" w:semiHidden="1" w:unhideWhenUsed="1"/>
     <w:lsdException w:name="Placeholder Text" w:semiHidden="1" w:uiPriority="99"/>
     <w:lsdException w:name="No Spacing" w:uiPriority="1" w:qFormat="1"/>
     <w:lsdException w:name="Light Shading" w:uiPriority="60"/>
@@ -3342,13 +3470,15 @@
   </w:style>
   <w:style w:type="character" w:default="1" w:styleId="DefaultParagraphFont">
     <w:name w:val="Default Paragraph Font"/>
-    <w:aliases w:val=" Char Char1 Char Char"/>
-    <w:link w:val="CharChar1"/>
+    <w:uiPriority w:val="1"/>
     <w:semiHidden/>
+    <w:unhideWhenUsed/>
   </w:style>
   <w:style w:type="table" w:default="1" w:styleId="TableNormal">
     <w:name w:val="Normal Table"/>
+    <w:uiPriority w:val="99"/>
     <w:semiHidden/>
+    <w:unhideWhenUsed/>
     <w:tblPr>
       <w:tblInd w:w="0pt" w:type="dxa"/>
       <w:tblCellMar>
@@ -3361,7 +3491,9 @@
   </w:style>
   <w:style w:type="numbering" w:default="1" w:styleId="NoList">
     <w:name w:val="No List"/>
+    <w:uiPriority w:val="99"/>
     <w:semiHidden/>
+    <w:unhideWhenUsed/>
   </w:style>
   <w:style w:type="paragraph" w:styleId="BodyText">
     <w:name w:val="Body Text"/>
@@ -3443,9 +3575,8 @@
     </w:rPr>
   </w:style>
   <w:style w:type="paragraph" w:customStyle="1" w:styleId="CharChar1">
-    <w:name w:val=" Char Char1"/>
+    <w:name w:val="Char Char1"/>
     <w:basedOn w:val="Normal"/>
-    <w:link w:val="DefaultParagraphFont"/>
     <w:rsid w:val="007502D7"/>
     <w:pPr>
       <w:pageBreakBefore/>
